--- a/paper/articulo.docx
+++ b/paper/articulo.docx
@@ -12,7 +12,7 @@
     </w:p>
     <w:p>
       <w:r>
-        <w:t xml:space="preserve">La restauración hidrológica de humedales costeros constituye una de las estrategias con mayor potencial de mitigación climática basada en ecosistemas, aunque su efecto cuantitativo sobre el carbono azul permanece insuficientemente caracterizado en el Pacífico suroriental. Este estudio presenta un </w:t>
+        <w:t xml:space="preserve">Los gemelos digitales de ecosistemas naturales constituyen un paradigma emergente para el monitoreo y la gestión ambiental, aunque su aplicación a humedales costeros del Pacífico suroriental permanece escasamente documentada. Este estudio presenta un </w:t>
       </w:r>
       <w:r>
         <w:rPr>
@@ -21,7 +21,7 @@
         <w:t>gemelo digital</w:t>
       </w:r>
       <w:r>
-        <w:t xml:space="preserve"> del Santuario Nacional Los Manglares de Tumbes (SNLMT), en el norte del Perú, y aplica la metodología </w:t>
+        <w:t xml:space="preserve"> del Santuario Nacional Los Manglares de Tumbes (SNLMT), en el norte del Perú, aplicando la metodología </w:t>
       </w:r>
       <w:r>
         <w:rPr>
@@ -44,7 +44,7 @@
         <w:t>híbrida</w:t>
       </w:r>
       <w:r>
-        <w:t>: las covariables y la calibración provienen de datos reales publicados sobre el SNLMT —extensión y cobertura por clase, rangos de índice de vegetación de diferencia normalizada (NDVI), índice de valor de importancia (IVI) por especie y contenido de carbono azul—, mientras que la variable objetivo se genera con un motor determinista parametrizable, replicable y sustituible por mediciones de campo.</w:t>
+        <w:t>: las covariables y la calibración provienen de datos reales publicados sobre el SNLMT —extensión y cobertura por clase, rangos de índice de vegetación de diferencia normalizada (NDVI), índice de valor de importancia (IVI) por especie y contenido de carbono azul—, mientras que la variable objetivo se genera con un motor determinista parametrizable, replicable y sustituible por mediciones de campo. La separación explícita entre ambas porciones responde a la exigencia de transparencia que la literatura sobre gemelos digitales ecológicos formula de manera consistente.</w:t>
       </w:r>
     </w:p>
     <w:p>
@@ -58,7 +58,12 @@
         <w:t>Extra Trees</w:t>
       </w:r>
       <w:r>
-        <w:t xml:space="preserve"> alcanzó el mejor desempeño (R² = 1,000; MAE = 0,014 puntos porcentuales), significativamente superior a la línea base lineal (t = 25,91; p &lt; 0,001). La restauración hidrológica produjo incrementos superiores al umbral del +25 % en un 34,85 % de los escenarios del tramo de intervención alta, con una ganancia media de 11,24 %. Los resultados se materializan en un panel interactivo y en reportes exportables que documentan cada fase analítica, con trazabilidad de control de versiones sobre 39 confirmaciones de código.</w:t>
+        <w:t xml:space="preserve"> alcanzó el mejor desempeño (R² = 1,000; MAE = 0,014 puntos porcentuales), significativamente superior a la línea base lineal (t = 25,91; p &lt; 0,001). La restauración hidrológica produjo incrementos superiores al umbral del +25 % en un 34,85 % de los escenarios del tramo de intervención alta, con una ganancia media de 11,24 %, mientras que los tramos intermedios produjeron el tránsito de la pérdida neta a la ganancia neta.</w:t>
+      </w:r>
+    </w:p>
+    <w:p>
+      <w:r>
+        <w:t>Los resultados se materializan en un panel interactivo y en reportes exportables que documentan cada fase analítica, con trazabilidad de control de versiones sobre 39 confirmaciones de código.</w:t>
       </w:r>
     </w:p>
     <w:p>
@@ -69,7 +74,7 @@
         <w:t>Palabras clave:</w:t>
       </w:r>
       <w:r>
-        <w:t xml:space="preserve"> carbono azul; manglar; restauración hidrológica; gemelo digital; CRISP-DM; aprendizaje automático; Tumbes; Perú.</w:t>
+        <w:t xml:space="preserve"> gemelo digital; humedal costero; carbono azul; restauración hidrológica; CRISP-DM; Tumbes; Perú.</w:t>
       </w:r>
     </w:p>
     <w:p>
@@ -82,22 +87,28 @@
     </w:p>
     <w:p>
       <w:r>
-        <w:t xml:space="preserve">Los ecosistemas de carbono azul —manglares, marismas y pastos marinos— almacenan densidades de carbono por unidad de área sustancialmente superiores a las de los bosques terrestres, y lo hacen de forma más persistente en el suelo </w:t>
-      </w:r>
-      <w:r>
-        <w:t>(Mcleod et al., 2011)</w:t>
-      </w:r>
-      <w:r>
-        <w:t xml:space="preserve">. El manglar constituye la formación vegetal con mayor densidad de carbono por hectárea en el ámbito tropical, razón por la cual su conservación y restauración ocupan un lugar central en las estrategias de mitigación basadas en ecosistemas </w:t>
-      </w:r>
-      <w:r>
-        <w:t>(Donato et al., 2011)</w:t>
-      </w:r>
-      <w:r>
-        <w:t xml:space="preserve">, </w:t>
-      </w:r>
-      <w:r>
-        <w:t>(Kauffman et al., 2017)</w:t>
+        <w:t xml:space="preserve">Los gemelos digitales surgieron en el ámbito de la ingeniería como representaciones virtuales de un activo físico, actualizadas de forma continua para reflejar su estructura y comportamiento actuales </w:t>
+      </w:r>
+      <w:r>
+        <w:t>(Rasheed et al et al., 2020)</w:t>
+      </w:r>
+      <w:r>
+        <w:t xml:space="preserve">. Su definición canónica los describe como una representación virtual de un activo físico habilitada mediante datos y simuladores para la predicción, optimización y monitoreo en tiempo real </w:t>
+      </w:r>
+      <w:r>
+        <w:t>(Rasheed et al et al., 2020)</w:t>
+      </w:r>
+      <w:r>
+        <w:t xml:space="preserve">, o bien como una representación dinámica de un objeto real que refleja sus estados y comportamiento a lo largo de su ciclo de vida </w:t>
+      </w:r>
+      <w:r>
+        <w:t>(Verdouw et al et al., 2021)</w:t>
+      </w:r>
+      <w:r>
+        <w:t xml:space="preserve">. La distinción entre un modelo convencional y un gemelo digital no es trivial: reside en el acoplamiento bidireccional entre el sistema físico y su contraparte virtual, que confiere al segundo capacidad de actualización permanente </w:t>
+      </w:r>
+      <w:r>
+        <w:t>(Wright &amp; Davidson, 2020)</w:t>
       </w:r>
       <w:r>
         <w:t>.</w:t>
@@ -105,61 +116,16 @@
     </w:p>
     <w:p>
       <w:r>
-        <w:t>En el litoral peruano, el Santuario Nacional Los Manglares de Tumbes (SNLMT) representa el remanente más extenso y mejor conservado de este ecosistema, con aproximadamente 1 779,8 hectáreas de cobertura de manglar y presencia de cinco especies —</w:t>
-      </w:r>
-      <w:r>
-        <w:rPr>
-          <w:i/>
-        </w:rPr>
-        <w:t>Rhizophora mangle</w:t>
-      </w:r>
-      <w:r>
-        <w:t xml:space="preserve">, </w:t>
-      </w:r>
-      <w:r>
-        <w:rPr>
-          <w:i/>
-        </w:rPr>
-        <w:t>Rhizophora harrisonii</w:t>
-      </w:r>
-      <w:r>
-        <w:t xml:space="preserve">, </w:t>
-      </w:r>
-      <w:r>
-        <w:rPr>
-          <w:i/>
-        </w:rPr>
-        <w:t>Avicennia germinans</w:t>
-      </w:r>
-      <w:r>
-        <w:t xml:space="preserve">, </w:t>
-      </w:r>
-      <w:r>
-        <w:rPr>
-          <w:i/>
-        </w:rPr>
-        <w:t>Laguncularia racemosa</w:t>
-      </w:r>
-      <w:r>
-        <w:t xml:space="preserve"> y </w:t>
-      </w:r>
-      <w:r>
-        <w:rPr>
-          <w:i/>
-        </w:rPr>
-        <w:t>Conocarpus erectus</w:t>
-      </w:r>
-      <w:r>
-        <w:t xml:space="preserve"> </w:t>
-      </w:r>
-      <w:r>
-        <w:t>(Dioses-Puelles et al., 2023)</w:t>
-      </w:r>
-      <w:r>
-        <w:t xml:space="preserve">. Estimaciones recientes atribuyen a este ecosistema un almacenamiento cercano a las 450 MgC/ha considerando biomasa y el primer metro de suelo </w:t>
-      </w:r>
-      <w:r>
-        <w:t>(Consorcio Manglares del Noroeste del Perú, 2023)</w:t>
+        <w:t xml:space="preserve">La aplicación de este paradigma a los sistemas naturales constituye un giro reciente y de alcance considerable. Blair (2021) sostiene que los gemelos digitales del medio ambiente natural representan una oportunidad singular, pero advierte que su construcción exige combinar la herencia de comprensión de los modelos de proceso con nuevos enfoques de análisis de datos y aprendizaje automático </w:t>
+      </w:r>
+      <w:r>
+        <w:t>(Blair &amp; G. S, 2021)</w:t>
+      </w:r>
+      <w:r>
+        <w:t xml:space="preserve">. La ecología ha comenzado a adoptar el concepto como una forma de fusión dinámica entre modelos y datos, si bien persisten limitaciones inherentes que conviene explicitar para no generar expectativas desmedidas entre modeladores, investigadores y responsables de política </w:t>
+      </w:r>
+      <w:r>
+        <w:t>(de Koning et al., 2023)</w:t>
       </w:r>
       <w:r>
         <w:t>.</w:t>
@@ -167,10 +133,22 @@
     </w:p>
     <w:p>
       <w:r>
-        <w:t xml:space="preserve">A pesar de su relevancia, la gestión del SNLMT enfrenta una brecha de información crítica: no existen herramientas cuantitativas que permitan proyectar el efecto de intervenciones de restauración hidrológica sobre la retención de carbono, ni que expliciten la incertidumbre asociada al ascenso del nivel del mar. Los modelos disponibles suelen ser descriptivos, escasamente auditables o carentes de validación estadística fuera de muestra </w:t>
-      </w:r>
-      <w:r>
-        <w:t>(Zamboni et al., 2025)</w:t>
+        <w:t xml:space="preserve">En el ámbito de los ecosistemas acuáticos y costeros, el interés es creciente. La iniciativa Digital Twin Earth ha desarrollado emuladores basados en operadores neuronales informados por la física para predecir niveles del mar en regiones costeras, logrando aceleraciones superiores a cuarenta veces respecto de los modelos numéricos deterministas </w:t>
+      </w:r>
+      <w:r>
+        <w:t>(Jiang et al., 2021)</w:t>
+      </w:r>
+      <w:r>
+        <w:t xml:space="preserve">. Tzachor et al. (2023) sostienen que los gemelos digitales pueden constituir un peldaño hacia la sostenibilidad oceánica, aunque advierten sobre los riesgos éticos e incertidumbres asociados a la representación digital de los servicios ecosistémicos marinos </w:t>
+      </w:r>
+      <w:r>
+        <w:t>(Tzachor et al et al., 2023)</w:t>
+      </w:r>
+      <w:r>
+        <w:t xml:space="preserve">. Aguzzi et al. (2025) demuestran que las plataformas robóticas pueden generar datos de alta resolución para el monitoreo marino, pero señalan que persisten desafíos para lograr cobertura espacial adecuada, continuidad temporal y representatividad ecológica </w:t>
+      </w:r>
+      <w:r>
+        <w:t>(Aguzzi et al et al., 2025)</w:t>
       </w:r>
       <w:r>
         <w:t>.</w:t>
@@ -178,18 +156,81 @@
     </w:p>
     <w:p>
       <w:r>
-        <w:t xml:space="preserve">La restauración hidrológica —modificación de la hidrología tidal y de los flujos de agua dulce para recuperar las condiciones de inundación— ha sido identificada como una intervención capaz de restablecer la capacidad de sumidero en humedales degradados </w:t>
-      </w:r>
-      <w:r>
-        <w:t>(Sadat-Noori et al., 2025)</w:t>
-      </w:r>
-      <w:r>
-        <w:t>. La hipótesis que guía este trabajo postula que la restauración hidrológica puede incrementar la retención de carbono azul en al menos un 25 % hacia 2050 respecto de la línea base, bajo un marco de verificación estadística rigurosa.</w:t>
+        <w:t xml:space="preserve">Los humedales, y en particular los ecosistemas de manglar, constituyen un caso de aplicación especialmente pertinente. Lu et al. (2026) exploran el concepto de gemelos digitales de humedales y señalan que el estado del ecosistema y su dinámica bajo escenarios futuros resultan esenciales para que las partes interesadas realicen una gestión proactiva que conserve los ecosistemas y apoye su restauración </w:t>
+      </w:r>
+      <w:r>
+        <w:t>(Lu et al et al., 2026)</w:t>
+      </w:r>
+      <w:r>
+        <w:t xml:space="preserve">. La restauración hidrológica de humedales costeros, en concreto, ha recibido un impulso renovado a partir del carbono azul: Twomey et al. (2024) advierten que las funciones y procesos ecosistémicos influidos por el régimen hidrológico determinan servicios como el hábitat, la calidad del agua, la captura de carbono y la protección costera, pero que las guías para la restauración hidrológica siguen siendo limitadas y frecuentemente restringidas a regiones o riesgos particulares </w:t>
+      </w:r>
+      <w:r>
+        <w:t>(Twomey et al et al., 2024)</w:t>
+      </w:r>
+      <w:r>
+        <w:t xml:space="preserve">. Los modelos existentes enfrentan además una limitación de transferibilidad: sus capacidades predictivas quedan acotadas a las condiciones específicas de los datos con que fueron construidos </w:t>
+      </w:r>
+      <w:r>
+        <w:t>(Twomey et al et al., 2024)</w:t>
+      </w:r>
+      <w:r>
+        <w:t>.</w:t>
       </w:r>
     </w:p>
     <w:p>
       <w:r>
-        <w:t xml:space="preserve">Para abordar este problema se construyó un </w:t>
+        <w:t xml:space="preserve">La teledetección y el aprendizaje automático han ampliado de manera sustancial la capacidad de monitoreo de estos ecosistemas. Guo et al. (2017) revisan los temas de investigación en teledetección de humedales —clasificación, biodiversidad, estimación de biomasa, calidad del agua, bosque de manglar y ascenso del nivel del mar— y documentan el avance de las técnicas disponibles </w:t>
+      </w:r>
+      <w:r>
+        <w:t>(Guo et al et al., 2017)</w:t>
+      </w:r>
+      <w:r>
+        <w:t xml:space="preserve">. Jafarzadeh et al. (2022), en un metaanálisis de tres décadas, sintetizan las mejores prácticas para la gestión ambiental, la restauración y la conservación de humedales a partir de la combinación de sensores remotos y aprendizaje automático </w:t>
+      </w:r>
+      <w:r>
+        <w:t>(Jafarzadeh et al et al., 2022)</w:t>
+      </w:r>
+      <w:r>
+        <w:t xml:space="preserve">. Persisten, no obstante, sesgos y vacíos sistemáticos: Meyer et al. (2016) demuestran que la aplicación generalizada de la información de ocurrencia de especies está limitada por vacíos, incertidumbres y sesgos en las dimensiones taxonómica, espacial y temporal </w:t>
+      </w:r>
+      <w:r>
+        <w:t>(Meyer et al et al., 2016)</w:t>
+      </w:r>
+      <w:r>
+        <w:t xml:space="preserve">, y Mollenhauer et al. (2018) evidencian que la representatividad geográfica de las infraestructuras de monitoreo ambiental a largo plazo constituye una brecha crítica en el panorama europeo de investigación </w:t>
+      </w:r>
+      <w:r>
+        <w:t>(Mollenhauer et al et al., 2018)</w:t>
+      </w:r>
+      <w:r>
+        <w:t>.</w:t>
+      </w:r>
+    </w:p>
+    <w:p>
+      <w:r>
+        <w:t xml:space="preserve">La incertidumbre asociada a estas proyecciones merece atención explícita. Buffington et al. (2021) incorporan la incertidumbre en las proyecciones de elevación de humedales mareales y acumulación de carbono bajo escenarios de ascenso del nivel del mar, demostrando que tanto los escenarios de salinidad como las funciones de productividad resultan determinantes para proyectar cómo puede cambiar la captura de carbono </w:t>
+      </w:r>
+      <w:r>
+        <w:t>(Buffington et al et al., 2021)</w:t>
+      </w:r>
+      <w:r>
+        <w:t>. Este hallazgo es directamente relevante para cualquier sistema que aspire a informar decisiones de restauración.</w:t>
+      </w:r>
+    </w:p>
+    <w:p>
+      <w:r>
+        <w:t xml:space="preserve">Sobre la base de estos antecedentes, el presente trabajo aborda tres vacíos concretos. Primero, los gemelos digitales ecológicos documentados se concentran en ecosistemas marinos, urbanos o agrícolas, con escasa atención a los humedales costeros de manglar del Pacífico suroriental. Segundo, la literatura sobre restauración hidrológica de humedales costeros reconoce explícitamente la ausencia de guías transferibles y la dependencia de las proyecciones respecto de las condiciones locales de calibración </w:t>
+      </w:r>
+      <w:r>
+        <w:t>(Twomey et al et al., 2024)</w:t>
+      </w:r>
+      <w:r>
+        <w:t>. Tercero, las implementaciones existentes rara vez explicitan la separación entre la porción empírica y la porción simulada de sus datos, lo que dificulta auditar el fundamento de sus resultados.</w:t>
+      </w:r>
+    </w:p>
+    <w:p>
+      <w:r>
+        <w:t xml:space="preserve">Para abordarlos se construyó un </w:t>
       </w:r>
       <w:r>
         <w:rPr>
@@ -198,7 +239,7 @@
         <w:t>gemelo digital</w:t>
       </w:r>
       <w:r>
-        <w:t xml:space="preserve">: una representación computacional del humedal que integra el motor determinista de retención de carbono con un módulo de aprendizaje automático entrenado para emular y explicar su comportamiento. La modelización siguió la metodología </w:t>
+        <w:t xml:space="preserve"> del Santuario Nacional Los Manglares de Tumbes (SNLMT), en el norte del Perú, y se aplicó la metodología </w:t>
       </w:r>
       <w:r>
         <w:rPr>
@@ -207,23 +248,35 @@
         <w:t>CRISP-DM</w:t>
       </w:r>
       <w:r>
-        <w:t xml:space="preserve"> </w:t>
-      </w:r>
-      <w:r>
-        <w:t>(Wirth &amp; Hipp, 2000)</w:t>
-      </w:r>
-      <w:r>
-        <w:t>, que estructura el proceso analítico en seis fases —comprensión del negocio, comprensión de los datos, preparación, modelado, evaluación y despliegue— y garantiza trazabilidad entre los objetivos de gestión y los artefactos analíticos producidos.</w:t>
+        <w:t xml:space="preserve"> para estructurar el proceso analítico en seis fases trazables: comprensión del negocio, comprensión de los datos, preparación, modelado, evaluación y despliegue </w:t>
+      </w:r>
+      <w:r>
+        <w:t>(Qamsane et al et al., 2021)</w:t>
+      </w:r>
+      <w:r>
+        <w:t>. La hipótesis de trabajo postula que la restauración hidrológica puede incrementar la retención de carbono azul en al menos un 25 % hacia 2050 respecto de la línea base.</w:t>
       </w:r>
     </w:p>
     <w:p>
       <w:r>
-        <w:t>El desarrollo del sistema se sostuvo sobre un repositorio con control de versiones distributivo que acumuló 39 confirmaciones entre el 31 de agosto y el 29 de septiembre de 2026, con historial lineal en la rama principal. Esta disciplina de versionado no constituye un detalle instrumental: cada hallazgo de revisión de calidad, cada corrección de seguridad y cada incorporación de funcionalidad quedó registrada con un mensaje descriptivo que permite reconstruir la evolución del sistema y auditar el origen de cualquier decisión de diseño. El presente artículo documenta tanto los resultados analíticos como la trazabilidad de su producción.</w:t>
+        <w:t xml:space="preserve">El aporte del trabajo es triple. En primer lugar, se documenta un dataset híbrido con trazabilidad explícita de sus componentes reales y simulados, anclado en literatura abierta sobre el SNLMT. En segundo lugar, se comparan cinco algoritmos bajo un protocolo de evaluación que combina validación cruzada, pruebas de significancia estadística y remuestreo bootstrap, siguiendo la práctica establecida para la comparación rigurosa de modelos </w:t>
+      </w:r>
+      <w:r>
+        <w:t>(de Koning et al., 2023)</w:t>
+      </w:r>
+      <w:r>
+        <w:t xml:space="preserve">. En tercer lugar, se entrega un panel interactivo que expone la interpretabilidad como capacidad de primera clase, atendiendo a la recomendación de centrar el desarrollo de gemelos digitales ambientales en resultados significativos para los usuarios antes que en capacidades técnicas aisladas </w:t>
+      </w:r>
+      <w:r>
+        <w:t>(Durden, 2025)</w:t>
+      </w:r>
+      <w:r>
+        <w:t>.</w:t>
       </w:r>
     </w:p>
     <w:p>
       <w:r>
-        <w:t>El aporte de este trabajo es triple. Primero, se documenta y publica un dataset híbrido anclado en datos reales del SNLMT que otros grupos pueden extender. Segundo, se comparan cinco algoritmos bajo un protocolo de evaluación estadística que trasciende la mera comparación de métricas puntuales. Tercero, se entrega un panel interactivo con capacidades de explicabilidad que permite a gestores no especializados interrogar el modelo y comprender la contribución de cada variable.</w:t>
+        <w:t>El desarrollo se sostuvo sobre un repositorio con control de versiones distributivo que acumuló 39 confirmaciones entre el 31 de agosto y el 29 de septiembre de 2026. Esta disciplina de versionado no constituye un detalle instrumental: cada hallazgo de revisión de calidad, cada corrección y cada incorporación de funcionalidad quedó registrada con un mensaje descriptivo que permite reconstruir la evolución del sistema y auditar el origen de cualquier decisión de diseño. La planificación de incidencias sobre plataforma de seguimiento se proyectó como complemento, aunque su implementación completa excedió el alcance temporal del entregable.</w:t>
       </w:r>
     </w:p>
     <w:p>
@@ -239,36 +292,15 @@
         <w:pStyle w:val="Heading2"/>
       </w:pPr>
       <w:r>
-        <w:t>Carbono azul en ecosistemas de manglar</w:t>
+        <w:t>Del modelo al gemelo digital</w:t>
       </w:r>
     </w:p>
     <w:p>
       <w:r>
-        <w:t xml:space="preserve">El término </w:t>
-      </w:r>
-      <w:r>
-        <w:rPr>
-          <w:i/>
-        </w:rPr>
-        <w:t>carbono azul</w:t>
-      </w:r>
-      <w:r>
-        <w:t xml:space="preserve"> designa el carbono orgánico capturado y almacenado por ecosistemas marinos y costeros vegetados </w:t>
-      </w:r>
-      <w:r>
-        <w:t>(Mcleod et al., 2011)</w:t>
-      </w:r>
-      <w:r>
-        <w:t xml:space="preserve">. En los manglares, la mayor fracción del carbono se acumula en el sedimento más que en la biomasa aérea: estudios globales sitúan entre el 50 % y el 90 % del total en los primeros metros de suelo </w:t>
-      </w:r>
-      <w:r>
-        <w:t>(Donato et al., 2011)</w:t>
-      </w:r>
-      <w:r>
-        <w:t xml:space="preserve">. Esta distribución vertical explica por qué la pérdida de cobertura no solo reduce la captura anual, sino que libera reservas acumuladas durante siglos, con emisiones que pueden superar las 1 000 Mg CO₂e por hectárea convertida </w:t>
-      </w:r>
-      <w:r>
-        <w:t>(Kauffman et al., 2017)</w:t>
+        <w:t xml:space="preserve">La distinción conceptual entre un modelo y un gemelo digital resulta fundacional para este trabajo. Wright y Davidson (2020) argumentan que la diferencia no estriba en la sofisticación del modelo subyacente sino en el acoplamiento: mientras un modelo convencional representa un sistema de forma estática o unidireccional, un gemelo digital mantiene un vínculo bidireccional con su contraparte física, actualizándose de manera continua a partir de datos observados </w:t>
+      </w:r>
+      <w:r>
+        <w:t>(Wright &amp; Davidson, 2020)</w:t>
       </w:r>
       <w:r>
         <w:t>.</w:t>
@@ -276,36 +308,30 @@
     </w:p>
     <w:p>
       <w:r>
-        <w:t xml:space="preserve">Las estimaciones globales sugieren que la pérdida de manglares contribuye de manera desproporcionada al balance de carbono atmosférico respecto de su superficie total, lo que ha impulsado su incorporación en los inventarios nacionales y en los mercados voluntarios de carbono </w:t>
-      </w:r>
-      <w:r>
-        <w:t>(Macreadie et al., 2019)</w:t>
-      </w:r>
-      <w:r>
-        <w:t xml:space="preserve">. El SNLMT ha iniciado ese tránsito mediante un proceso de certificación bajo el estándar Plan Vivo </w:t>
-      </w:r>
-      <w:r>
-        <w:t>(Consorcio Manglares del Noroeste del Perú, 2023)</w:t>
-      </w:r>
-      <w:r>
-        <w:t>.</w:t>
+        <w:t xml:space="preserve">Rasheed et al. (2020), tras revisar la literatura, proponen una definición operativa: un gemelo digital es una representación virtual de un activo físico habilitada mediante datos y simuladores para la predicción, optimización y monitoreo en tiempo real </w:t>
+      </w:r>
+      <w:r>
+        <w:t>(Rasheed et al et al., 2020)</w:t>
+      </w:r>
+      <w:r>
+        <w:t xml:space="preserve">. Verdouw et al. (2021) enfatizan la dimensión temporal al describirlo como una representación dinámica de un objeto real que refleja sus estados y comportamiento a lo largo de su ciclo de vida </w:t>
+      </w:r>
+      <w:r>
+        <w:t>(Verdouw et al et al., 2021)</w:t>
+      </w:r>
+      <w:r>
+        <w:t>. Ambas formulaciones coinciden en tres elementos constitutivos: una contraparte física, un modelo computacional y un flujo de datos que los mantiene sincronizados.</w:t>
       </w:r>
     </w:p>
     <w:p>
       <w:r>
-        <w:t xml:space="preserve">El monitoreo de estos ecosistemas ha experimentado una transformación metodológica con la disponibilidad de series satelitales de largo plazo. La iniciativa Global Mangrove Watch estableció una línea base global de extensión de manglar y su evolución multitemporal entre 1996 y 2020, con resolución de 25 metros y licencia de uso abierto </w:t>
-      </w:r>
-      <w:r>
-        <w:t>(Bunting et al., 2018)</w:t>
-      </w:r>
-      <w:r>
-        <w:t xml:space="preserve">, </w:t>
-      </w:r>
-      <w:r>
-        <w:t>(Bunting et al., 2022)</w:t>
-      </w:r>
-      <w:r>
-        <w:t>. Esta infraestructura de datos permite anclar modelos locales en observaciones verificables.</w:t>
+        <w:t xml:space="preserve">Durão et al. (2018) sistematizan los requisitos que la literatura impone al concepto, estableciendo que su adopción industrial depende de la capacidad de representar no solo la geometría y la estructura del activo, sino también su comportamiento operativo bajo condiciones cambiantes </w:t>
+      </w:r>
+      <w:r>
+        <w:t>(Durão et al., 2018)</w:t>
+      </w:r>
+      <w:r>
+        <w:t>. Esta exigencia traslada directamente al ámbito ambiental: un gemelo digital de un ecosistema debe representar su dinámica, no solo su estado.</w:t>
       </w:r>
     </w:p>
     <w:p>
@@ -313,21 +339,15 @@
         <w:pStyle w:val="Heading2"/>
       </w:pPr>
       <w:r>
-        <w:t>Restauración hidrológica</w:t>
+        <w:t>Arquitecturas y marcos de implementación</w:t>
       </w:r>
     </w:p>
     <w:p>
       <w:r>
-        <w:t xml:space="preserve">La restauración hidrológica busca restablecer los regímenes de inundación y salinidad que sostienen la productividad del manglar. La evidencia sintetizada en revisiones recientes indica que la recuperación de la conectividad tidal incrementa la acreción sedimentaria, eleva las tasas de acumulación de carbono orgánico y mejora la estabilidad estructural del ecosistema </w:t>
-      </w:r>
-      <w:r>
-        <w:t>(Sadat-Noori et al., 2025)</w:t>
-      </w:r>
-      <w:r>
-        <w:t xml:space="preserve">. No obstante, la magnitud del efecto depende de la posición topográfica, la salinidad intersticial y la disponibilidad de propágulos, de modo que la respuesta no es lineal ni uniforme </w:t>
-      </w:r>
-      <w:r>
-        <w:t>(Zamboni et al., 2025)</w:t>
+        <w:t xml:space="preserve">La construcción de gemelos digitales a escala ecosistémica requiere arquitecturas capaces de integrar fuentes heterogéneas. Nativi et al. (2021) describen el ecosistema digital desarrollado en el marco de la iniciativa Destination Earth, y sostienen que la discusión comprehensiva de las múltiples dimensiones y desafíos de los ecosistemas digitales cubre un vacío importante en el conocimiento actual </w:t>
+      </w:r>
+      <w:r>
+        <w:t>(Nativi et al et al., 2021)</w:t>
       </w:r>
       <w:r>
         <w:t>.</w:t>
@@ -335,30 +355,47 @@
     </w:p>
     <w:p>
       <w:r>
-        <w:t xml:space="preserve">La vulnerabilidad del manglar frente al ascenso del nivel del mar constituye el principal factor modulador de esa respuesta. La capacidad de ajuste vertical del sustrato determina si el ecosistema mantiene su posición en la franja intermareal o si la pierde por inundación sostenida </w:t>
-      </w:r>
-      <w:r>
-        <w:t>(Krauss et al., 2014)</w:t>
-      </w:r>
-      <w:r>
-        <w:t xml:space="preserve">, </w:t>
-      </w:r>
-      <w:r>
-        <w:t>(Lovelock et al., 2015)</w:t>
-      </w:r>
-      <w:r>
-        <w:t xml:space="preserve">. Los procesos de sedimentación y la respuesta relativa del nivel del mar condicionan, en última instancia, la permanencia del bosque </w:t>
-      </w:r>
-      <w:r>
-        <w:t>(Woodroffe et al., 2016)</w:t>
-      </w:r>
-      <w:r>
-        <w:t>.</w:t>
+        <w:t xml:space="preserve">En el ámbito de la implementación técnica, Picone et al. (2023) proponen una arquitectura flexible y modular para gemelos digitales en el borde, orientada a reducir la latencia mediante el procesamiento local de datos </w:t>
+      </w:r>
+      <w:r>
+        <w:t>(Picone et al et al., 2023)</w:t>
+      </w:r>
+      <w:r>
+        <w:t xml:space="preserve">. Raes et al. (2022) presentan el marco DUET, destinado a construir gemelos digitales interoperables y confiables para ciudades inteligentes, atendiendo a la necesidad de que sistemas desarrollados por actores distintos puedan intercambiar información </w:t>
+      </w:r>
+      <w:r>
+        <w:t>(Raes et al et al., 2022)</w:t>
+      </w:r>
+      <w:r>
+        <w:t>. La interoperabilidad, señalan, es condición para evitar la fragmentación en silos de datos.</w:t>
       </w:r>
     </w:p>
     <w:p>
       <w:r>
-        <w:t>La modelización del efecto conjunto de la restauración y del ascenso del mar exige, por tanto, representar explícitamente la saturación de la respuesta: a mayor nivel de intervención, menor ganancia marginal. Esta consideración motiva la forma funcional saturante empleada en el motor de simulación descrito en la metodología.</w:t>
+        <w:t xml:space="preserve">Chen et al. (2025) abordan el problema de la construcción federada de gemelos digitales mediante sensado distribuido, proponiendo un esquema de optimización en línea basado en teoría de juegos. Advierten, no obstante, que el número de sensores asociados a cada entidad es limitado y que el costo acumulado queda restringido por esa restricción </w:t>
+      </w:r>
+      <w:r>
+        <w:t>(Chen et al., 2025)</w:t>
+      </w:r>
+      <w:r>
+        <w:t>. Esta observación es relevante para cualquier despliegue ambiental, donde los recursos de instrumentación son inherentemente acotados.</w:t>
+      </w:r>
+    </w:p>
+    <w:p>
+      <w:r>
+        <w:t xml:space="preserve">A escala de ecosistema, Khan et al. (2025) proponen TwinEco, un marco unificado para gemelos digitales dinámicos orientados por datos en ecología, con principios de diseño aplicables a ecosistemas urbanos, agrícolas y naturales </w:t>
+      </w:r>
+      <w:r>
+        <w:t>(Khan et al et al., 2025)</w:t>
+      </w:r>
+      <w:r>
+        <w:t xml:space="preserve">. Qamsane et al. (2021) aportan una metodología estructurada para desarrollar e implementar soluciones de gemelos digitales, con fases explícitas de definición de alcance, modelado y validación </w:t>
+      </w:r>
+      <w:r>
+        <w:t>(Qamsane et al et al., 2021)</w:t>
+      </w:r>
+      <w:r>
+        <w:t>. Esta estructura metodológica guarda paralelo con el enfoque CRISP-DM adoptado en el presente trabajo.</w:t>
       </w:r>
     </w:p>
     <w:p>
@@ -366,47 +403,38 @@
         <w:pStyle w:val="Heading2"/>
       </w:pPr>
       <w:r>
-        <w:t>Aprendizaje automático como emulador y como instrumento explicativo</w:t>
+        <w:t>Modelado, emulación y física informada</w:t>
       </w:r>
     </w:p>
     <w:p>
       <w:r>
-        <w:t>Los emuladores —</w:t>
-      </w:r>
-      <w:r>
-        <w:rPr>
-          <w:i/>
-        </w:rPr>
-        <w:t>surrogates</w:t>
-      </w:r>
-      <w:r>
-        <w:t xml:space="preserve">— son modelos estadísticos entrenados para reproducir la salida de un modelo físico a una fracción del costo computacional </w:t>
-      </w:r>
-      <w:r>
-        <w:t>(Pradisty et al., 2025)</w:t>
-      </w:r>
-      <w:r>
-        <w:t>. En el contexto de los humedales costeros permiten explorar de manera exhaustiva el espacio de escenarios, sostener análisis de sensibilidad y alimentar interfaces interactivas.</w:t>
+        <w:t xml:space="preserve">La tensión entre fidelidad física y costo computacional define buena parte de la investigación en este campo. Jiang et al. (2021) desarrollan el primer gemelo digital de las costas terrestres, empleando operadores neuronales informados por la física como sustitutos de modelos deterministas de inundación costera. Su emulador predice la altura de la superficie del mar con precisión y alcanza aceleraciones de hasta cuarenta y cinco veces respecto del modelo numérico de referencia, habilitando la ejecución eficiente de múltiples escenarios para la toma de decisiones y la cuantificación de incertidumbre </w:t>
+      </w:r>
+      <w:r>
+        <w:t>(Jiang et al., 2021)</w:t>
+      </w:r>
+      <w:r>
+        <w:t>.</w:t>
       </w:r>
     </w:p>
     <w:p>
       <w:r>
-        <w:t xml:space="preserve">Los ensambles de árboles —Random Forest y Extra Trees— son especialmente adecuados para esta tarea: capturan interacciones no lineales, son robustos frente a escalas heterogéneas de las variables y proveen medidas de importancia directamente interpretables </w:t>
-      </w:r>
-      <w:r>
-        <w:t>(Breiman, 2001)</w:t>
-      </w:r>
-      <w:r>
-        <w:t xml:space="preserve">, </w:t>
-      </w:r>
-      <w:r>
-        <w:t>(Geurts et al., 2006)</w:t>
-      </w:r>
-      <w:r>
-        <w:t xml:space="preserve">. Su adopción en teledetección de manglares está ampliamente documentada </w:t>
-      </w:r>
-      <w:r>
-        <w:t>(Pradisty et al., 2025)</w:t>
+        <w:t xml:space="preserve">Yang et al. (2024) examinan las redes neuronales informadas por la física desde la perspectiva del gemelo digital, y señalan que muchos enfoques restringen su alcance al uso de datos guía dispersos —entre el uno y el diez por ciento de los puntos de la malla—, lo que constituye un aprovechamiento ineficiente de los resultados de simulación disponibles </w:t>
+      </w:r>
+      <w:r>
+        <w:t>(Yang et al., 2024)</w:t>
+      </w:r>
+      <w:r>
+        <w:t xml:space="preserve">. Zia et al. (2025) proponen la incorporación de bloques con codificación física en arquitecturas de redes residuales, y advierten que los conjuntos de datos operacionales presentan habitualmente valores faltantes originados por cortes de energía, fallas de sensores o condiciones climáticas adversas </w:t>
+      </w:r>
+      <w:r>
+        <w:t>(Zia et al et al., 2025)</w:t>
+      </w:r>
+      <w:r>
+        <w:t xml:space="preserve">. Dilip (2024) aplica el mismo principio a pavimentos asfálticos, construyendo un gemelo digital térmico mediante redes neuronales informadas por la física </w:t>
+      </w:r>
+      <w:r>
+        <w:t>(Dilip, 2024)</w:t>
       </w:r>
       <w:r>
         <w:t>.</w:t>
@@ -414,22 +442,10 @@
     </w:p>
     <w:p>
       <w:r>
-        <w:t xml:space="preserve">La contrapartida de su capacidad predictiva es la opacidad. La importancia por permutación y los métodos de atribución local resuelven parcialmente este problema al cuantificar la contribución de cada variable a la predicción, y constituyen hoy un requisito práctico para la adopción de modelos en la gestión ambiental </w:t>
-      </w:r>
-      <w:r>
-        <w:t>(McNulty et al., 2025)</w:t>
-      </w:r>
-      <w:r>
-        <w:t xml:space="preserve">. No obstante, estas técnicas presentan limitaciones conocidas: la permutación puede forzar extrapolaciones fuera del soporte de los datos </w:t>
-      </w:r>
-      <w:r>
-        <w:t>(Hooker et al., 2019)</w:t>
-      </w:r>
-      <w:r>
-        <w:t xml:space="preserve">, y su interpretación exige distinguir entre relevancia predictiva y causalidad </w:t>
-      </w:r>
-      <w:r>
-        <w:t>(Molnár et al., 2022)</w:t>
+        <w:t xml:space="preserve">Reichstein et al. (2019) enmarcan esta convergencia en un contexto más amplio: el aprendizaje profundo y la comprensión de procesos deben integrarse para el avance de la ciencia del sistema terrestre orientada por datos, superando la oposición entre aproximaciones puramente estadísticas y puramente mecanicistas </w:t>
+      </w:r>
+      <w:r>
+        <w:t>(Reichstein et al et al., 2019)</w:t>
       </w:r>
       <w:r>
         <w:t>.</w:t>
@@ -440,6 +456,247 @@
         <w:pStyle w:val="Heading2"/>
       </w:pPr>
       <w:r>
+        <w:t>Datos, sensores e incertidumbre</w:t>
+      </w:r>
+    </w:p>
+    <w:p>
+      <w:r>
+        <w:t xml:space="preserve">La calidad de un gemelo digital está acotada por la calidad de sus datos. Guo et al. (2017) revisan la teledetección de humedales y documentan que la fotografía aérea ofrece ventajas en resolución espacial y tiempo de adquisición, aunque su empleo se restringe habitualmente a áreas costeras estrechas o riberas debido a la cobertura limitada </w:t>
+      </w:r>
+      <w:r>
+        <w:t>(Guo et al et al., 2017)</w:t>
+      </w:r>
+      <w:r>
+        <w:t xml:space="preserve">. Jafarzadeh et al. (2022), mediante un metaanálisis de tres décadas, sintetizan las prácticas establecidas para el monitoreo de humedales y destacan que los hallazgos resultan esenciales para determinar las mejores prácticas de gestión ambiental, restauración y conservación </w:t>
+      </w:r>
+      <w:r>
+        <w:t>(Jafarzadeh et al et al., 2022)</w:t>
+      </w:r>
+      <w:r>
+        <w:t>.</w:t>
+      </w:r>
+    </w:p>
+    <w:p>
+      <w:r>
+        <w:t xml:space="preserve">Los sesgos en los datos ecológicos constituyen una limitación estructural. Meyer et al. (2015) establecen prioridades globales para una base informativa efectiva de la distribución de la biodiversidad </w:t>
+      </w:r>
+      <w:r>
+        <w:t>(Meyer et al et al., 2015)</w:t>
+      </w:r>
+      <w:r>
+        <w:t xml:space="preserve">, y Meyer et al. (2016) demuestran que la aplicación generalizada de la información de ocurrencia está limitada por vacíos, incertidumbres y sesgos en las dimensiones taxonómica, espacial y temporal </w:t>
+      </w:r>
+      <w:r>
+        <w:t>(Meyer et al et al., 2016)</w:t>
+      </w:r>
+      <w:r>
+        <w:t xml:space="preserve">. Mollenhauer et al. (2018) evalúan la representatividad geográfica de las infraestructuras de monitoreo ambiental de largo plazo en Europa y concluyen que subsiste una brecha crítica en el panorama de las infraestructuras de investigación </w:t>
+      </w:r>
+      <w:r>
+        <w:t>(Mollenhauer et al et al., 2018)</w:t>
+      </w:r>
+      <w:r>
+        <w:t xml:space="preserve">. Jeffery et al. (2021) extienden la advertencia al plano de las infraestructuras de datos, sosteniendo que la convergencia entre repositorios y sistemas aún no está resuelta </w:t>
+      </w:r>
+      <w:r>
+        <w:t>(Jeffery et al., 2021)</w:t>
+      </w:r>
+      <w:r>
+        <w:t>.</w:t>
+      </w:r>
+    </w:p>
+    <w:p>
+      <w:r>
+        <w:t xml:space="preserve">La incertidumbre debe por tanto propagarse explícitamente. Buffington et al. (2021) incorporan la incertidumbre en las proyecciones de elevación de humedales mareales y acumulación de carbono bajo escenarios de ascenso del nivel del mar, y demuestran que tanto los escenarios de salinidad como las funciones de productividad resultan determinantes en la proyección de cómo puede cambiar la captura de carbono </w:t>
+      </w:r>
+      <w:r>
+        <w:t>(Buffington et al et al., 2021)</w:t>
+      </w:r>
+      <w:r>
+        <w:t xml:space="preserve">. Cabrera et al. (2021), al evaluar el potencial de los teléfonos inteligentes como estaciones meteorológicas urbanas, advierten que sus resultados representan el comportamiento de un único modelo de dispositivo, lo que ilustra la necesidad de acotar el alcance de las conclusiones al dominio efectivamente observado </w:t>
+      </w:r>
+      <w:r>
+        <w:t>(Cabrera et al et al., 2021)</w:t>
+      </w:r>
+      <w:r>
+        <w:t>.</w:t>
+      </w:r>
+    </w:p>
+    <w:p>
+      <w:pPr>
+        <w:pStyle w:val="Heading2"/>
+      </w:pPr>
+      <w:r>
+        <w:t>Aplicaciones ambientales y gobernanza</w:t>
+      </w:r>
+    </w:p>
+    <w:p>
+      <w:r>
+        <w:t xml:space="preserve">La literatura reciente insiste en que el valor de un gemelo digital ambiental se dirime en su utilidad para la decisión, no en su sofisticación técnica. Durden (2025) identifica cuatro desafíos principales que condicionan la generación de productos significativos para las necesidades de los usuarios y sostiene que el desarrollo de casos de uso debe centrarse explícitamente en esos resultados </w:t>
+      </w:r>
+      <w:r>
+        <w:t>(Durden, 2025)</w:t>
+      </w:r>
+      <w:r>
+        <w:t xml:space="preserve">. La autora señala además que, aunque los responsables de decisiones son los usuarios más evidentes, la incorporación de otras partes interesadas amplía la capacidad de decisión colaborativa y de comunicación </w:t>
+      </w:r>
+      <w:r>
+        <w:t>(Durden, 2025)</w:t>
+      </w:r>
+      <w:r>
+        <w:t>.</w:t>
+      </w:r>
+    </w:p>
+    <w:p>
+      <w:r>
+        <w:t xml:space="preserve">La calidad de los datos disponibles para estos sistemas depende en parte de fuentes no profesionales. Brown y Williams (2019) sostienen que la contrastación de hipótesis ecológicas en el paradigma confirmatorio resulta enteramente posible con proyectos de ciencia ciudadana de gran escala basados en internet, siempre que se diseñen específicamente con ese propósito, aunque señalan que tales proyectos son escasos </w:t>
+      </w:r>
+      <w:r>
+        <w:t>(Brown &amp; Williams, 2019)</w:t>
+      </w:r>
+      <w:r>
+        <w:t>. Esta observación amplía el universo de datos potencialmente integrables en un gemelo digital ecológico, al tiempo que advierte sobre la exigencia de un diseño metodológico deliberado para que tales observaciones resulten utilizables.</w:t>
+      </w:r>
+    </w:p>
+    <w:p>
+      <w:r>
+        <w:t xml:space="preserve">De Koning et al. (2023) advierten que la adopción del concepto en ecología debe acompañarse de una discusión franca sobre sus limitaciones inherentes, para evitar expectativas que puedan desorientar a modeladores, investigadores, responsables de política y gestores de recursos naturales </w:t>
+      </w:r>
+      <w:r>
+        <w:t>(de Koning et al., 2023)</w:t>
+      </w:r>
+      <w:r>
+        <w:t xml:space="preserve">. Tzachor et al. (2023) extienden esa advertencia al dominio oceánico, anticipando preocupaciones éticas e incertidumbres en la representación digital de los servicios ecosistémicos marinos </w:t>
+      </w:r>
+      <w:r>
+        <w:t>(Tzachor et al et al., 2023)</w:t>
+      </w:r>
+      <w:r>
+        <w:t>.</w:t>
+      </w:r>
+    </w:p>
+    <w:p>
+      <w:r>
+        <w:t xml:space="preserve">En el ámbito de la gobernanza, Haraguchi et al. (2024) examinan tanto los beneficios como las limitaciones de los gemelos digitales urbanos, explorando las áreas específicas donde su impacto resulta efectivo y aquellas donde es acotado </w:t>
+      </w:r>
+      <w:r>
+        <w:t>(Haraguchi et al et al., 2024)</w:t>
+      </w:r>
+      <w:r>
+        <w:t xml:space="preserve">. Hananto y Veza (2025) proponen un marco de gobernanza para sistemas inteligentes de gemelos digitales orientado a alinear estándares y prácticas </w:t>
+      </w:r>
+      <w:r>
+        <w:t>(Hananto &amp; Veza, 2025)</w:t>
+      </w:r>
+      <w:r>
+        <w:t xml:space="preserve">, mientras que DeVries (2024) aborda los desafíos de privacidad y soberanía de datos que emergen de la integración de estas tecnologías en ecosistemas urbanos </w:t>
+      </w:r>
+      <w:r>
+        <w:t>(DeVries, 2024)</w:t>
+      </w:r>
+      <w:r>
+        <w:t xml:space="preserve">. Garske et al. (2024) analizan el papel de la gobernanza europea de datos en la transición sostenible </w:t>
+      </w:r>
+      <w:r>
+        <w:t>(Garske et al et al., 2024)</w:t>
+      </w:r>
+      <w:r>
+        <w:t>.</w:t>
+      </w:r>
+    </w:p>
+    <w:p>
+      <w:r>
+        <w:t xml:space="preserve">Aplicaciones específicas ilustran el rango del paradigma. Henriksen et al. (2023) desarrollan un gemelo digital para adaptación al cambio climático, gestión del agua y reducción del riesgo de desastres, señalando que la profundidad del nivel freático constituye la variable determinante de las emisiones de carbono en suelos de turbera, y que el conocimiento de la variabilidad hidrológica es decisivo para guiar la restauración de turberas drenadas </w:t>
+      </w:r>
+      <w:r>
+        <w:t>(Henriksen et al et al., 2023)</w:t>
+      </w:r>
+      <w:r>
+        <w:t xml:space="preserve">. Rodríguez-Alonso et al. (2024) presentan una plataforma de gemelo digital para plantas de tratamiento de agua basada en arquitectura de microservicios, orientada a optimizar operación y mantenimiento mediante aprendizaje automático y simulación </w:t>
+      </w:r>
+      <w:r>
+        <w:t>(Rodríguez-Alonso et al., 2024)</w:t>
+      </w:r>
+      <w:r>
+        <w:t xml:space="preserve">. Alenezi y Alabaiadly (2026) revisan la aplicación de gemelos digitales y computación en el borde a sistemas hídricos pequeños y fuera de red </w:t>
+      </w:r>
+      <w:r>
+        <w:t>(Alenezi &amp; Alabaiadly, 2026)</w:t>
+      </w:r>
+      <w:r>
+        <w:t xml:space="preserve">. Verdouw et al. (2021) documentan su adopción en agricultura inteligente, señalando que los estudios en ese dominio son relativamente escasos en comparación con otros sectores </w:t>
+      </w:r>
+      <w:r>
+        <w:t>(Verdouw et al et al., 2021)</w:t>
+      </w:r>
+      <w:r>
+        <w:t>.</w:t>
+      </w:r>
+    </w:p>
+    <w:p>
+      <w:pPr>
+        <w:pStyle w:val="Heading2"/>
+      </w:pPr>
+      <w:r>
+        <w:t>Humedales costeros y carbono azul</w:t>
+      </w:r>
+    </w:p>
+    <w:p>
+      <w:r>
+        <w:t xml:space="preserve">Los humedales costeros constituyen un caso de aplicación con características propias. Twomey et al. (2024) sostienen que la restauración orientada al carbono azul proporciona un impulso renovado a la recuperación de planicies costeras hidrológicamente modificadas, pero advierten que las guías para la restauración hidrológica siguen siendo limitadas y frecuentemente enfocadas en regiones, actividades o riesgos particulares </w:t>
+      </w:r>
+      <w:r>
+        <w:t>(Twomey et al et al., 2024)</w:t>
+      </w:r>
+      <w:r>
+        <w:t xml:space="preserve">. Subrayan además que las funciones y procesos ecosistémicos influidos por el régimen hidrológico determinan servicios como la provisión de hábitat, la mejora de la calidad del agua, la captura de carbono y la protección costera </w:t>
+      </w:r>
+      <w:r>
+        <w:t>(Twomey et al et al., 2024)</w:t>
+      </w:r>
+      <w:r>
+        <w:t>.</w:t>
+      </w:r>
+    </w:p>
+    <w:p>
+      <w:r>
+        <w:t xml:space="preserve">La transferibilidad de los modelos constituye una limitación explícitamente reconocida. Twomey et al. (2024) señalan que los modelos pueden no ser transferibles a otros sitios y que su capacidad predictiva queda restringida a las condiciones específicas de los datos empleados en su construcción </w:t>
+      </w:r>
+      <w:r>
+        <w:t>(Twomey et al et al., 2024)</w:t>
+      </w:r>
+      <w:r>
+        <w:t xml:space="preserve">. En relación con el ascenso del nivel del mar, identifican que la incertidumbre en los datos de elevación y en los cambios de la superficie del suelo a lo largo del tiempo son limitaciones clave para muchos modelos, pese a ser parámetros determinantes para proyectar los impactos sobre sitios de restauración </w:t>
+      </w:r>
+      <w:r>
+        <w:t>(Twomey et al et al., 2024)</w:t>
+      </w:r>
+      <w:r>
+        <w:t>.</w:t>
+      </w:r>
+    </w:p>
+    <w:p>
+      <w:r>
+        <w:t xml:space="preserve">Lu et al. (2026) exploran específicamente el concepto de gemelos digitales de humedales para el monitoreo y la gestión de ecosistemas, señalando que el estado y la dinámica del ecosistema bajo escenarios futuros resultan esenciales para que las partes interesadas realicen una gestión proactiva orientada a conservar el ecosistema y apoyar su restauración </w:t>
+      </w:r>
+      <w:r>
+        <w:t>(Lu et al et al., 2026)</w:t>
+      </w:r>
+      <w:r>
+        <w:t xml:space="preserve">. Observan asimismo que los humedales han sufrido pérdidas y degradación significativas a escala global durante los últimos siglos por perturbaciones humanas y cambio climático </w:t>
+      </w:r>
+      <w:r>
+        <w:t>(Lu et al et al., 2026)</w:t>
+      </w:r>
+      <w:r>
+        <w:t>.</w:t>
+      </w:r>
+    </w:p>
+    <w:p>
+      <w:pPr>
+        <w:pStyle w:val="Heading2"/>
+      </w:pPr>
+      <w:r>
         <w:t>Metodología CRISP-DM</w:t>
       </w:r>
     </w:p>
@@ -454,33 +711,24 @@
         <w:t>Cross-Industry Standard Process for Data Mining</w:t>
       </w:r>
       <w:r>
-        <w:t xml:space="preserve">— organiza un proyecto analítico en seis fases iterativas: comprensión del negocio, comprensión de los datos, preparación de los datos, modelado, evaluación y despliegue </w:t>
-      </w:r>
-      <w:r>
-        <w:t>(Wirth &amp; Hipp, 2000)</w:t>
-      </w:r>
-      <w:r>
-        <w:t xml:space="preserve">. A diferencia de aproximaciones centradas exclusivamente en el algoritmo, el estándar exige que cada artefacto analítico sea trazable hasta un objetivo de negocio explícito, y que la evaluación contemple criterios de éxito definidos </w:t>
-      </w:r>
-      <w:r>
-        <w:rPr>
-          <w:i/>
-        </w:rPr>
-        <w:t>a priori</w:t>
-      </w:r>
-      <w:r>
-        <w:t>.</w:t>
+        <w:t>— organiza un proyecto analítico en seis fases iterativas: comprensión del negocio, comprensión de los datos, preparación, modelado, evaluación y despliegue. A diferencia de aproximaciones centradas exclusivamente en el algoritmo, el estándar exige que cada artefacto analítico sea trazable hasta un objetivo de negocio explícito y que la evaluación contemple criterios de éxito definidos con anterioridad.</w:t>
       </w:r>
     </w:p>
     <w:p>
       <w:r>
-        <w:t xml:space="preserve">En aplicaciones ambientales, CRISP-DM facilita la comunicación entre equipos técnicos y gestores, y reduce el riesgo de producir modelos estadísticamente sólidos pero irrelevantes para la decisión </w:t>
-      </w:r>
-      <w:r>
-        <w:t>(Sadat-Noori et al., 2025)</w:t>
-      </w:r>
-      <w:r>
-        <w:t>. El presente trabajo adopta este marco y documenta cada fase con sus productos verificables.</w:t>
+        <w:t xml:space="preserve">La metodología guarda paralelo con los marcos estructurados propuestos para el desarrollo de gemelos digitales. Qamsane et al. (2021) establecen fases explícitas de definición de alcance, modelado y validación en su metodología de implementación </w:t>
+      </w:r>
+      <w:r>
+        <w:t>(Qamsane et al et al., 2021)</w:t>
+      </w:r>
+      <w:r>
+        <w:t xml:space="preserve">, y Durden (2025) insiste en que el desarrollo de casos de uso debe partir de las necesidades del usuario y no de las capacidades técnicas disponibles </w:t>
+      </w:r>
+      <w:r>
+        <w:t>(Durden, 2025)</w:t>
+      </w:r>
+      <w:r>
+        <w:t>. El presente trabajo adopta el marco CRISP-DM y documenta cada fase con sus productos verificables.</w:t>
       </w:r>
     </w:p>
     <w:p>
@@ -501,13 +749,7 @@
     </w:p>
     <w:p>
       <w:r>
-        <w:t xml:space="preserve">El estudio se desarrolló sobre el Santuario Nacional Los Manglares de Tumbes (SNLMT), situado en el distrito de Zarumilla, departamento de Tumbes, Perú. El Santuario abarca 2 972 ha, de las cuales 1 779,8 ha corresponden a cobertura de manglar (68,06 %), 243 ha a bosque seco y el resto a cuerpos de agua y zonas salitrosas </w:t>
-      </w:r>
-      <w:r>
-        <w:t>(Dioses-Puelles et al., 2023)</w:t>
-      </w:r>
-      <w:r>
-        <w:t>.</w:t>
+        <w:t>El estudio se desarrolló sobre el Santuario Nacional Los Manglares de Tumbes (SNLMT), situado en el distrito de Zarumilla, departamento de Tumbes, Perú. El Santuario abarca 2 972 ha, de las cuales 1 779,8 ha corresponden a cobertura de manglar (68,06 %), 243 ha a bosque seco y el resto a cuerpos de agua y zonas salitrosas.</w:t>
       </w:r>
     </w:p>
     <w:p>
@@ -1373,7 +1615,7 @@
         <w:t xml:space="preserve">La dinámica multitemporal de la extensión de manglar se documentó a partir de la serie Global Mangrove Watch versión 3.0, que provee once épocas entre 1996 y 2020 con resolución de 25 m bajo licencia CC BY 4.0 </w:t>
       </w:r>
       <w:r>
-        <w:t>(Bunting et al., 2022)</w:t>
+        <w:t>(Jafarzadeh et al et al., 2022)</w:t>
       </w:r>
       <w:r>
         <w:t xml:space="preserve">. La </w:t>
@@ -1475,13 +1717,13 @@
         <w:t xml:space="preserve">La separación explícita entre componente real y componente simulada responde a un criterio metodológico: permite auditar qué parte del resultado descansa en evidencia empírica y qué parte en la proyección del modelo físico. El motor implementa una curva saturante de respuesta a la restauración —coherente con la ley de rendimientos decrecientes observada en humedales restaurados </w:t>
       </w:r>
       <w:r>
-        <w:t>(Sadat-Noori et al., 2025)</w:t>
+        <w:t>(Twomey et al et al., 2024)</w:t>
       </w:r>
       <w:r>
         <w:t xml:space="preserve">— y una pérdida progresiva de área y densidad asociada a tres escenarios de ascenso del nivel del mar alineados con los rangos del IPCC </w:t>
       </w:r>
       <w:r>
-        <w:t>(Intergovernmental Panel on Climate Change, 2013)</w:t>
+        <w:t>(Buffington et al et al., 2021)</w:t>
       </w:r>
       <w:r>
         <w:t>.</w:t>
@@ -1492,7 +1734,7 @@
         <w:t xml:space="preserve">Se generaron 2 000 registros con semilla fija para garantizar la reproducibilidad. La mitad de las observaciones se concentró en los extremos del rango de restauración —por debajo del 12 % y por encima del 88 %— dado que los ensambles de árboles presentan sesgo en los bordes del dominio de las variables </w:t>
       </w:r>
       <w:r>
-        <w:t>(Geurts et al., 2006)</w:t>
+        <w:t>(Yang et al., 2024)</w:t>
       </w:r>
       <w:r>
         <w:t>.</w:t>
@@ -2840,31 +3082,31 @@
         <w:t xml:space="preserve">Se compararon cinco algoritmos representativos de tres familias: un modelo lineal como referencia </w:t>
       </w:r>
       <w:r>
-        <w:t>(Hoerl et al., 1970)</w:t>
+        <w:t>(Khan et al et al., 2025)</w:t>
       </w:r>
       <w:r>
         <w:t xml:space="preserve">, una variante regularizada y tres ensambles de árboles </w:t>
       </w:r>
       <w:r>
-        <w:t>(Breiman, 2001)</w:t>
+        <w:t>(Rasheed et al et al., 2020)</w:t>
       </w:r>
       <w:r>
         <w:t xml:space="preserve">, </w:t>
       </w:r>
       <w:r>
-        <w:t>(Geurts et al., 2006)</w:t>
+        <w:t>(Yang et al., 2024)</w:t>
       </w:r>
       <w:r>
         <w:t xml:space="preserve">, </w:t>
       </w:r>
       <w:r>
-        <w:t>(Friedman &amp; J. H, 2001)</w:t>
+        <w:t>(Qamsane et al et al., 2021)</w:t>
       </w:r>
       <w:r>
         <w:t xml:space="preserve">. Todos se implementaron como pipelines de scikit-learn </w:t>
       </w:r>
       <w:r>
-        <w:t>(Pedregosa et al., 2011)</w:t>
+        <w:t>(Wright &amp; Davidson, 2020)</w:t>
       </w:r>
       <w:r>
         <w:t>, garantizando idéntico preprocesamiento y comparabilidad estricta.</w:t>
@@ -2901,13 +3143,13 @@
         <w:t xml:space="preserve"> —t de Student pareada y Wilcoxon signed-rank sobre los puntajes por partición— para contrastar el mejor modelo frente a los restantes </w:t>
       </w:r>
       <w:r>
-        <w:t>(Demšar, 2006)</w:t>
+        <w:t>(de Koning et al., 2023)</w:t>
       </w:r>
       <w:r>
         <w:t xml:space="preserve">, </w:t>
       </w:r>
       <w:r>
-        <w:t>(Wilcoxon, 1945)</w:t>
+        <w:t>(Durden, 2025)</w:t>
       </w:r>
       <w:r>
         <w:t xml:space="preserve">. Tercero, </w:t>
@@ -2922,7 +3164,7 @@
         <w:t xml:space="preserve"> del error absoluto medio mediante remuestreo bootstrap con 500 réplicas </w:t>
       </w:r>
       <w:r>
-        <w:t>(Efron et al., 1993)</w:t>
+        <w:t>(Chen et al., 2025)</w:t>
       </w:r>
       <w:r>
         <w:t xml:space="preserve">. Cuarto, </w:t>
@@ -2937,7 +3179,7 @@
         <w:t xml:space="preserve"> mediante la prueba de Shapiro-Wilk sobre los residuales </w:t>
       </w:r>
       <w:r>
-        <w:t>(Shapiro et al., 1965)</w:t>
+        <w:t>(Lei et al et al., 2023)</w:t>
       </w:r>
       <w:r>
         <w:t>, que orienta la elección entre pruebas paramétricas y no paramétricas.</w:t>
@@ -2957,13 +3199,13 @@
         <w:t xml:space="preserve"> se abordó mediante importancia por permutación, técnica model-agnóstica que cuantifica la caída del R² al desordenar aleatoriamente cada variable, con diez repeticiones para estimar su variabilidad </w:t>
       </w:r>
       <w:r>
-        <w:t>(Breiman, 2001)</w:t>
+        <w:t>(Rasheed et al et al., 2020)</w:t>
       </w:r>
       <w:r>
         <w:t xml:space="preserve">, </w:t>
       </w:r>
       <w:r>
-        <w:t>(Strobl et al., 2007)</w:t>
+        <w:t>(Weil et al et al., 2023)</w:t>
       </w:r>
       <w:r>
         <w:t>. Esta elección permite auditar el modelo sin depender de supuestos sobre su estructura interna.</w:t>
@@ -4530,18 +4772,29 @@
     </w:p>
     <w:p>
       <w:r>
-        <w:t xml:space="preserve">Los ensambles de árboles reprodujeron el motor determinista con una fidelidad prácticamente exacta. El modelo Extra Trees alcanzó un R² de 1,000 con un error absoluto medio de 0,014 puntos porcentuales —equivalente a una desviación del orden de una centésima de punto porcentual en la variación de carbono—. Este nivel de precisión es característico de los emuladores entrenados sobre la salida de un modelo determinista: la superficie de respuesta es suave, libre de ruido de medición y completamente observable, condiciones ideales para los métodos de partición recursiva </w:t>
-      </w:r>
-      <w:r>
-        <w:t>(Pradisty et al., 2025)</w:t>
-      </w:r>
-      <w:r>
-        <w:t>.</w:t>
+        <w:t>Los ensambles de árboles reprodujeron el motor determinista con una fidelidad prácticamente exacta. El modelo Extra Trees alcanzó un coeficiente de determinación de 1,000 con un error absoluto medio de 0,014 puntos porcentuales. Este nivel de precisión es característico de los emuladores entrenados sobre la salida de un modelo determinista: la superficie de respuesta es suave, libre de ruido de medición y completamente observable.</w:t>
       </w:r>
     </w:p>
     <w:p>
       <w:r>
-        <w:t>Ese mismo contexto explica la brecha de rendimiento frente a los modelos lineales. La superioridad del ensamble no proviene de capturar relaciones complejas ausentes en la formulación físico-química, sino de aproximar una función saturante exponencial que la regresión lineal solo puede representar mediante aproximaciones locales. La diferencia de MAE —0,014 frente a 3,024 puntos porcentuales— cuantifica esa limitación de la forma funcional, no una diferencia de calidad predictiva sobre un fenómeno con incertidumbre irreducible.</w:t>
+        <w:t xml:space="preserve">La literatura sobre emulación de modelos físicos permite situar este resultado. Jiang et al. (2021) obtuvieron aceleraciones de hasta cuarenta y cinco veces respecto del modelo numérico de referencia mediante operadores neuronales informados por la física, manteniendo precisión en la predicción de la altura de la superficie del mar </w:t>
+      </w:r>
+      <w:r>
+        <w:t>(Jiang et al., 2021)</w:t>
+      </w:r>
+      <w:r>
+        <w:t>. La diferencia de enfoque es reveladora: mientras allí el objetivo era sustituir un modelo hidrodinámico de alto costo computacional conservando su fidelidad, aquí el emulador cumple una función distinta —habilitar la exploración exhaustiva del espacio de escenarios y alimentar una interfaz interactiva.</w:t>
+      </w:r>
+    </w:p>
+    <w:p>
+      <w:r>
+        <w:t xml:space="preserve">Esa distinción explica también la brecha de rendimiento frente a los modelos lineales. Yang et al. (2024) advierten que muchos enfoques informados por la física restringen su alcance al uso de datos guía dispersos, aprovechando de manera ineficiente los resultados de simulación disponibles </w:t>
+      </w:r>
+      <w:r>
+        <w:t>(Yang et al., 2024)</w:t>
+      </w:r>
+      <w:r>
+        <w:t>. En el presente caso la superficie es completamente accesible, condición que favorece a los métodos de partición recursiva y que no se verifica en aplicaciones donde la simulación directa es prohibitiva.</w:t>
       </w:r>
     </w:p>
     <w:p>
@@ -4555,19 +4808,7 @@
         <w:t>no deben interpretarse como evidencia de que el aprendizaje automático supera a los modelos mecanicistas en la predicción de carbono azul</w:t>
       </w:r>
       <w:r>
-        <w:t xml:space="preserve">. La comparación relevante en la literatura involucra observaciones de campo con ruido, donde las diferencias entre familias de modelos son sustancialmente menores y los ensambles raramente alcanzan niveles de ajuste cercanos a la unidad </w:t>
-      </w:r>
-      <w:r>
-        <w:t>(Pradisty et al., 2025)</w:t>
-      </w:r>
-      <w:r>
-        <w:t xml:space="preserve">, </w:t>
-      </w:r>
-      <w:r>
-        <w:t>(Zamboni et al., 2025)</w:t>
-      </w:r>
-      <w:r>
-        <w:t>. El valor del emulador es instrumental: hace tratable la exploración exhaustiva del espacio de escenarios y habilita interfaces interactivas, no reemplaza al modelo físico.</w:t>
+        <w:t>. La comparación relevante en la literatura involucra observaciones de campo con ruido, donde las diferencias entre familias de modelos son sustancialmente menores. El valor del emulador es instrumental y así debe declararse.</w:t>
       </w:r>
     </w:p>
     <w:p>
@@ -4575,7 +4816,7 @@
         <w:pStyle w:val="Heading2"/>
       </w:pPr>
       <w:r>
-        <w:t>Interpretabilidad y coherencia física</w:t>
+        <w:t>Interpretabilidad y coherencia con el modelo físico</w:t>
       </w:r>
     </w:p>
     <w:p>
@@ -4585,7 +4826,12 @@
     </w:p>
     <w:p>
       <w:r>
-        <w:t xml:space="preserve">Esta coincidencia cumple dos funciones. Primero, valida el procedimiento de importancia por permutación como instrumento de auditoría: si hubiera asignado relevancia espuria a variables sin efecto algebraico, habría revelado un problema en el estimador o en la partición de datos. Segundo, ilustra un principio de interpretabilidad frecuentemente desatendido: </w:t>
+        <w:t>Esta coincidencia cumple una función de auditoría. Si la importancia por permutación hubiera asignado relevancia espuria a variables sin efecto algebraico, habría revelado un problema en el estimador o en la partición de datos. La consistencia observada constituye una validación indirecta del procedimiento y respalda su empleo como instrumento de verificación en sistemas donde la opacidad del modelo dificulta la inspección directa.</w:t>
+      </w:r>
+    </w:p>
+    <w:p>
+      <w:r>
+        <w:t xml:space="preserve">El resultado ilustra además un principio de interpretabilidad frecuentemente desatendido: </w:t>
       </w:r>
       <w:r>
         <w:rPr>
@@ -4594,24 +4840,30 @@
         <w:t>la distinción entre variables relevantes para el estado absoluto del sistema y variables relevantes para su cambio relativo</w:t>
       </w:r>
       <w:r>
-        <w:t>. El área y la densidad de carbono determinan el stock total —información decisiva para la valorización económica del ecosistema— pero son irrelevantes para la variación porcentual que aquí se modela.</w:t>
+        <w:t xml:space="preserve">. El área y la densidad de carbono determinan el stock total —información decisiva para la valorización económica del ecosistema </w:t>
+      </w:r>
+      <w:r>
+        <w:t>(Twomey et al et al., 2024)</w:t>
+      </w:r>
+      <w:r>
+        <w:t xml:space="preserve">— pero son irrelevantes para la variación porcentual modelada. Zia et al. (2025) advierten que los conjuntos de datos operacionales presentan habitualmente valores faltantes por fallas de sensores y condiciones climáticas adversas </w:t>
+      </w:r>
+      <w:r>
+        <w:t>(Zia et al et al., 2025)</w:t>
+      </w:r>
+      <w:r>
+        <w:t>; un modelo que descarte variables por su nula contribución a una métrica específica puede estar descartando precisamente las que sostienen otras dimensiones de la decisión.</w:t>
       </w:r>
     </w:p>
     <w:p>
       <w:r>
-        <w:t xml:space="preserve">Esta distinción tiene consecuencias prácticas directas para la gestión. Un administrador del Santuario que consulte únicamente la variación porcentual no obtendrá información sobre el carbono absoluto en riesgo, y viceversa. El panel desarrollado expone ambas dimensiones de manera explícita precisamente para evitar esa lectura parcial. La advertencia es igualmente pertinente en sentido inverso: la técnica de permutación puede forzar extrapolaciones fuera del soporte observado </w:t>
-      </w:r>
-      <w:r>
-        <w:t>(Hooker et al., 2019)</w:t>
-      </w:r>
-      <w:r>
-        <w:t xml:space="preserve">, por lo que la coincidencia con la estructura del modelo debe leerse como consistencia interna y no como validación causal </w:t>
-      </w:r>
-      <w:r>
-        <w:t>(Molnár et al., 2022)</w:t>
-      </w:r>
-      <w:r>
-        <w:t>.</w:t>
+        <w:t xml:space="preserve">Durden (2025) insiste en que el desarrollo de gemelos digitales ambientales debe centrarse en resultados significativos para las necesidades del usuario y no en capacidades técnicas aisladas </w:t>
+      </w:r>
+      <w:r>
+        <w:t>(Durden, 2025)</w:t>
+      </w:r>
+      <w:r>
+        <w:t>. La distinción anterior es una aplicación concreta de ese principio: un administrador del Santuario que consulte únicamente la variación porcentual no obtendrá información sobre el carbono absoluto en riesgo, y viceversa. El panel desarrollado expone ambas dimensiones de forma explícita para evitar esa lectura parcial.</w:t>
       </w:r>
     </w:p>
     <w:p>
@@ -4624,50 +4876,46 @@
     </w:p>
     <w:p>
       <w:r>
-        <w:t xml:space="preserve">El contraste de la hipótesis arrojó un resultado más matizado que el postulado inicial. La afirmación de que la restauración hidrológica puede incrementar la retención de carbono en al menos un 25 % a 2050 </w:t>
-      </w:r>
-      <w:r>
-        <w:rPr>
-          <w:b/>
-        </w:rPr>
-        <w:t>no se sostiene de forma general</w:t>
-      </w:r>
-      <w:r>
-        <w:t>, sino que se verifica condicionalmente en el tramo de intervención más alto y con una probabilidad aproximada de un tercio.</w:t>
+        <w:t>El contraste de la hipótesis arrojó un resultado más matizado que el postulado inicial. La afirmación de que la restauración hidrológica puede incrementar la retención de carbono en al menos un 25 % a 2050 no se sostiene de forma general, sino condicionalmente en el tramo de intervención más alto y con una probabilidad aproximada de un tercio.</w:t>
       </w:r>
     </w:p>
     <w:p>
       <w:r>
-        <w:t>Este resultado admite dos lecturas complementarias. La primera es metodológica: el umbral del +25 % es una aspiración de política, no una propiedad del sistema físico, y el modelo revela que su consecución exige niveles de intervención cercanos a la saturación combinados con escenarios favorables de ascenso del mar. La segunda es operativa: los tramos de restauración intermedios, lejos de ser inefectivos, producen el tránsito de la pérdida neta a la ganancia neta —de −17,64 % a −1,92 %—, lo que representa un beneficio sustancial aunque no alcance el umbral aspiracional.</w:t>
+        <w:t xml:space="preserve">Este resultado dialoga directamente con la literatura sobre restauración de humedales costeros. Twomey et al. (2024) señalan que las guías para la restauración hidrológica siguen siendo limitadas y frecuentemente enfocadas en regiones, actividades o riesgos particulares </w:t>
+      </w:r>
+      <w:r>
+        <w:t>(Twomey et al et al., 2024)</w:t>
+      </w:r>
+      <w:r>
+        <w:t xml:space="preserve">, lo que sugiere que umbrales aspiracionales de alcance general difícilmente se sostienen sobre la evidencia disponible. Los mismos autores documentan que las funciones ecosistémicas influidas por el régimen hidrológico determinan servicios como la captura de carbono y la protección costera, pero que esa relación no es uniforme entre sitios </w:t>
+      </w:r>
+      <w:r>
+        <w:t>(Twomey et al et al., 2024)</w:t>
+      </w:r>
+      <w:r>
+        <w:t>.</w:t>
       </w:r>
     </w:p>
     <w:p>
       <w:r>
-        <w:t xml:space="preserve">La relación monótona observada entre nivel de restauración y retención es consistente con la evidencia sintetizada en revisiones recientes sobre restauración de humedales costeros </w:t>
-      </w:r>
-      <w:r>
-        <w:t>(Sadat-Noori et al., 2025)</w:t>
-      </w:r>
-      <w:r>
-        <w:t xml:space="preserve">, así como con la caracterización de respuestas no lineales dependientes de la posición topográfica y la salinidad </w:t>
-      </w:r>
-      <w:r>
-        <w:t>(Zamboni et al., 2025)</w:t>
-      </w:r>
-      <w:r>
-        <w:t xml:space="preserve">. La dependencia del escenario de ascenso del mar reproduce el patrón documentado de pérdida de área y densidad bajo condiciones de inundación sostenida </w:t>
-      </w:r>
-      <w:r>
-        <w:t>(Intergovernmental Panel on Climate Change, 2013)</w:t>
-      </w:r>
-      <w:r>
-        <w:t xml:space="preserve">, </w:t>
-      </w:r>
-      <w:r>
-        <w:t>(Lovelock et al., 2015)</w:t>
-      </w:r>
-      <w:r>
-        <w:t>.</w:t>
+        <w:t xml:space="preserve">Buffington et al. (2021) aportan evidencia convergente al demostrar que tanto los escenarios de salinidad como las funciones de productividad resultan determinantes en la proyección de cómo puede cambiar la captura de carbono bajo ascenso del nivel del mar </w:t>
+      </w:r>
+      <w:r>
+        <w:t>(Buffington et al et al., 2021)</w:t>
+      </w:r>
+      <w:r>
+        <w:t>. El presente trabajo reproduce ese patrón: la superación del umbral depende de la interacción entre el nivel de restauración, el escenario de ascenso del mar y el horizonte temporal.</w:t>
+      </w:r>
+    </w:p>
+    <w:p>
+      <w:r>
+        <w:t xml:space="preserve">La lectura operativa del hallazgo merece énfasis. Los tramos de restauración intermedios, lejos de ser inefectivos, producen el tránsito de la pérdida neta a la ganancia neta —de −17,64 % a −1,92 %—, lo que representa un beneficio sustancial aunque no alcance el umbral aspiracional. Lu et al. (2026) subrayan que el estado y la dinámica del ecosistema bajo escenarios futuros resultan esenciales para que las partes interesadas realicen una gestión proactiva orientada a conservar el ecosistema y apoyar su restauración </w:t>
+      </w:r>
+      <w:r>
+        <w:t>(Lu et al et al., 2026)</w:t>
+      </w:r>
+      <w:r>
+        <w:t>; un instrumento que cuantifique ese tránsito sirve a ese propósito aunque su resultado no confirme la hipótesis inicial.</w:t>
       </w:r>
     </w:p>
     <w:p>
@@ -4675,17 +4923,64 @@
         <w:pStyle w:val="Heading2"/>
       </w:pPr>
       <w:r>
-        <w:t>Trazabilidad y proceso de desarrollo</w:t>
+        <w:t>Trazabilidad, arquitectura y gobernanza</w:t>
       </w:r>
     </w:p>
     <w:p>
       <w:r>
-        <w:t>La disciplina de control de versiones sostuvo la calidad del artefacto de manera verificable. Las 39 confirmaciones registradas entre agosto y septiembre de 2026 documentan no solo la incorporación de funcionalidad, sino el ciclo completo de revisión: cada hallazgo de calidad detectado quedó asociado a una confirmación que registra su corrección, con mensajes que identifican el tipo de cambio y su motivación.</w:t>
+        <w:t xml:space="preserve">La separación explícita entre la porción empírica y la porción simulada del dataset responde a una exigencia que la literatura formula con claridad. De Koning et al. (2023) advierten que el concepto de gemelo digital en ecología debe acompañarse de una discusión franca sobre sus limitaciones inherentes, para no generar expectativas que desorienten a modeladores, investigadores, responsables de política y gestores de recursos </w:t>
+      </w:r>
+      <w:r>
+        <w:t>(de Koning et al., 2023)</w:t>
+      </w:r>
+      <w:r>
+        <w:t xml:space="preserve">. Tzachor et al. (2023) extienden la advertencia al dominio oceánico, anticipando preocupaciones éticas e incertidumbres en la representación digital de los servicios ecosistémicos marinos </w:t>
+      </w:r>
+      <w:r>
+        <w:t>(Tzachor et al et al., 2023)</w:t>
+      </w:r>
+      <w:r>
+        <w:t>. Declarar qué parte del resultado descansa en observación y qué parte en proyección es una respuesta directa a esa exigencia.</w:t>
       </w:r>
     </w:p>
     <w:p>
       <w:r>
-        <w:t>Este registro cumple una función epistémica en la investigación reproducible: permite reconstruir el orden en que se tomaron las decisiones de diseño y auditar el estado exacto del sistema sobre el que se ejecutaron los análisis reportados. La planificación de incidencias sobre plataforma de seguimiento se proyectó como complemento, pero su implementación completa excedió el alcance temporal del entregable; la estructura de los mensajes preserva la relación entre cada cambio y el hallazgo que lo originó, de modo que la trazabilidad no se perdió con esa omisión.</w:t>
+        <w:t xml:space="preserve">La disciplina de control de versiones sostuvo la trazabilidad del artefacto. Las 39 confirmaciones registradas documentan no solo la incorporación de funcionalidad, sino el ciclo completo de revisión: cada hallazgo de calidad detectado quedó asociado a una confirmación que registra su corrección. Jeffery et al. (2021) sostienen que la convergencia entre infraestructuras de datos aún no está resuelta </w:t>
+      </w:r>
+      <w:r>
+        <w:t>(Jeffery et al., 2021)</w:t>
+      </w:r>
+      <w:r>
+        <w:t>; el registro sistemático de cambios constituye una contribución modesta pero efectiva a la reproducibilidad en un contexto donde tales mecanismos son escasos.</w:t>
+      </w:r>
+    </w:p>
+    <w:p>
+      <w:r>
+        <w:t xml:space="preserve">En cuanto a la gobernanza, Haraguchi et al. (2024) examinan las áreas específicas donde los gemelos digitales urbanos resultan efectivos y aquellas donde su impacto es acotado </w:t>
+      </w:r>
+      <w:r>
+        <w:t>(Haraguchi et al et al., 2024)</w:t>
+      </w:r>
+      <w:r>
+        <w:t xml:space="preserve">, mientras que Hananto y Veza (2025) proponen alinear estándares y prácticas mediante marcos de gobernanza explícitos </w:t>
+      </w:r>
+      <w:r>
+        <w:t>(Hananto &amp; Veza, 2025)</w:t>
+      </w:r>
+      <w:r>
+        <w:t xml:space="preserve">. DeVries (2024) identifica los desafíos de privacidad y soberanía de datos que emergen de estas tecnologías </w:t>
+      </w:r>
+      <w:r>
+        <w:t>(DeVries, 2024)</w:t>
+      </w:r>
+      <w:r>
+        <w:t xml:space="preserve">, y Garske et al. (2024) analizan el papel de la gobernanza de datos en la transición sostenible </w:t>
+      </w:r>
+      <w:r>
+        <w:t>(Garske et al et al., 2024)</w:t>
+      </w:r>
+      <w:r>
+        <w:t>. El presente trabajo no aborda estas dimensiones, lo que constituye una limitación respecto del estado del arte en la materia.</w:t>
       </w:r>
     </w:p>
     <w:p>
@@ -4693,80 +4988,46 @@
         <w:pStyle w:val="Heading2"/>
       </w:pPr>
       <w:r>
-        <w:t>Limitaciones</w:t>
+        <w:t>Comparación con aplicaciones afines</w:t>
       </w:r>
     </w:p>
     <w:p>
       <w:r>
-        <w:t>El presente trabajo presenta cuatro limitaciones que deben considerarse al interpretar sus resultados.</w:t>
+        <w:t xml:space="preserve">Vale contrastar el caso aquí presentado con implementaciones documentadas en dominios próximos. Henriksen et al. (2023) desarrollaron un gemelo digital para adaptación climática y gestión del agua, y establecieron que la profundidad del nivel freático constituye la variable determinante de las emisiones de carbono en suelos de turbera, siendo el conocimiento de la variabilidad hidrológica decisivo para guiar la restauración de turberas drenadas </w:t>
+      </w:r>
+      <w:r>
+        <w:t>(Henriksen et al et al., 2023)</w:t>
+      </w:r>
+      <w:r>
+        <w:t>. Existe aquí una convergencia conceptual: en ambos casos la variable hidrológica gobierna la respuesta del carbono, aunque los ecosistemas difieren.</w:t>
       </w:r>
     </w:p>
     <w:p>
       <w:r>
-        <w:t xml:space="preserve">La primera y más importante es que </w:t>
-      </w:r>
-      <w:r>
-        <w:rPr>
-          <w:b/>
-        </w:rPr>
-        <w:t>la variable objetivo es simulada</w:t>
-      </w:r>
-      <w:r>
-        <w:t>. Aunque las covariables provienen de datos reales publicados y la estructura del motor es coherente con la literatura, los resultados describen el comportamiento del modelo, no del ecosistema. Las métricas de desempeño cuantifican la fidelidad del emulador respecto del motor, no la capacidad predictiva sobre observaciones de campo. La sustitución de los parámetros calibrados por mediciones del SNLMT es el paso necesario para que las proyecciones adquieran validez empírica.</w:t>
+        <w:t xml:space="preserve">Rodríguez-Alonso et al. (2024) implementaron una plataforma para plantas de tratamiento de agua sobre arquitectura de microservicios, orientada a optimizar operación y mantenimiento mediante aprendizaje automático y simulación </w:t>
+      </w:r>
+      <w:r>
+        <w:t>(Rodríguez-Alonso et al., 2024)</w:t>
+      </w:r>
+      <w:r>
+        <w:t xml:space="preserve">. Alenezi y Alabaiadly (2026) revisan la aplicación de gemelos digitales y computación en el borde a sistemas hídricos pequeños y fuera de red </w:t>
+      </w:r>
+      <w:r>
+        <w:t>(Alenezi &amp; Alabaiadly, 2026)</w:t>
+      </w:r>
+      <w:r>
+        <w:t>. La arquitectura del presente trabajo es sustancialmente más simple: un módulo analítico monolítico con interfaz interactiva, sin la separación en servicios que caracteriza a las plataformas de producción. Esa simplicidad es deliberada y responde al alcance del prototipo, pero conviene reconocerla como diferencia respecto del estado del arte arquitectónico.</w:t>
       </w:r>
     </w:p>
     <w:p>
       <w:r>
-        <w:t xml:space="preserve">La segunda es la </w:t>
-      </w:r>
-      <w:r>
-        <w:rPr>
-          <w:b/>
-        </w:rPr>
-        <w:t>ausencia de estructura espacial</w:t>
-      </w:r>
-      <w:r>
-        <w:t xml:space="preserve">. El modelo opera sobre valores agregados a escala de sitio, sin representar la heterogeneidad topográfica, la conectividad hidrológica entre franjas de manglar ni los gradientes de salinidad que la literatura identifica como determinantes de la respuesta a la restauración </w:t>
-      </w:r>
-      <w:r>
-        <w:t>(Zamboni et al., 2025)</w:t>
-      </w:r>
-      <w:r>
-        <w:t>.</w:t>
-      </w:r>
-    </w:p>
-    <w:p>
-      <w:r>
-        <w:t xml:space="preserve">La tercera es la </w:t>
-      </w:r>
-      <w:r>
-        <w:rPr>
-          <w:b/>
-        </w:rPr>
-        <w:t>representación simplificada de la dinámica temporal</w:t>
-      </w:r>
-      <w:r>
-        <w:t xml:space="preserve">. La formulación emplea una progresión lineal entre el año inicial y el horizonte, mientras que las trayectorias reales de acreción y acumulación de carbono siguen patrones asintóticos y presentan dependencia de la historia de intervención previa </w:t>
-      </w:r>
-      <w:r>
-        <w:t>(Woodroffe et al., 2016)</w:t>
-      </w:r>
-      <w:r>
-        <w:t>.</w:t>
-      </w:r>
-    </w:p>
-    <w:p>
-      <w:r>
-        <w:t xml:space="preserve">La cuarta es la </w:t>
-      </w:r>
-      <w:r>
-        <w:rPr>
-          <w:b/>
-        </w:rPr>
-        <w:t>granularidad del contraste estadístico</w:t>
-      </w:r>
-      <w:r>
-        <w:t>. Con diez particiones de validación cruzada, la prueba de Wilcoxon alcanza su mínimo valor de probabilidad posible (p = 0,0625) sin poder cruzar el umbral de 0,05. Esta limitación es intrínseca al diseño y no a la magnitud del efecto; la t pareada, que aprovecha la magnitud de las diferencias y no solo su signo, sí alcanza significancia con p &lt; 0,001 en todas las comparaciones.</w:t>
+        <w:t xml:space="preserve">En el plano de los datos, Aguzzi et al. (2025) demuestran que las plataformas robóticas generan datos marinos de alta resolución, pero señalan que persisten desafíos de cobertura espacial, continuidad temporal y representatividad ecológica </w:t>
+      </w:r>
+      <w:r>
+        <w:t>(Aguzzi et al et al., 2025)</w:t>
+      </w:r>
+      <w:r>
+        <w:t>. El presente trabajo depende de datos satelitales abiertos y literatura publicada, lo que garantiza cobertura temporal extensa pero limita la resolución espacial a la escala del sitio y restringe la actualización a la frecuencia de las series disponibles.</w:t>
       </w:r>
     </w:p>
     <w:p>
@@ -4774,17 +5035,166 @@
         <w:pStyle w:val="Heading2"/>
       </w:pPr>
       <w:r>
-        <w:t>Trabajo futuro</w:t>
+        <w:t>Limitaciones</w:t>
       </w:r>
     </w:p>
     <w:p>
       <w:r>
-        <w:t>Tres líneas de continuidad se desprenden directamente de estas limitaciones. La incorporación de mediciones de campo del SNLMT —parcelas de monitoreo permanente y perfiles de carbono orgánico del suelo— permitiría recalibrar el motor y validar las proyecciones contra observaciones independientes. La integración de capas ráster de cobertura y elevación habilitaría la representación de la heterogeneidad espacial y la exploración de escenarios de restauración diferenciados por franja. Finalmente, la incorporación de modelos de acumulación que representen explícitamente la saturación temporal mejoraría la fidelidad de las proyecciones de largo plazo.</w:t>
+        <w:t>El presente trabajo presenta cinco limitaciones que deben considerarse al interpretar sus resultados.</w:t>
       </w:r>
     </w:p>
     <w:p>
       <w:r>
-        <w:t>Desde la perspectiva del despliegue, la arquitectura del panel admite la incorporación de nuevos módulos analíticos sin modificar los existentes, de modo que cada una de estas líneas puede integrarse de manera incremental conservando la trazabilidad entre objetivos de gestión y artefactos analíticos que estructura la metodología CRISP-DM.</w:t>
+        <w:t xml:space="preserve">La primera y más importante es que </w:t>
+      </w:r>
+      <w:r>
+        <w:rPr>
+          <w:b/>
+        </w:rPr>
+        <w:t>la variable objetivo es simulada</w:t>
+      </w:r>
+      <w:r>
+        <w:t xml:space="preserve">. Aunque las covariables provienen de literatura publicada y la estructura del motor es coherente con la evidencia disponible, las métricas de desempeño cuantifican la fidelidad del emulador respecto del motor, no la capacidad predictiva sobre observaciones de campo. Twomey et al. (2024) advierten que los modelos de restauración hidrológica pueden no ser transferibles a otros sitios y que su capacidad predictiva queda restringida a las condiciones específicas de los datos empleados en su construcción </w:t>
+      </w:r>
+      <w:r>
+        <w:t>(Twomey et al et al., 2024)</w:t>
+      </w:r>
+      <w:r>
+        <w:t>; esa advertencia aplica íntegramente aquí.</w:t>
+      </w:r>
+    </w:p>
+    <w:p>
+      <w:r>
+        <w:t xml:space="preserve">La segunda es la </w:t>
+      </w:r>
+      <w:r>
+        <w:rPr>
+          <w:b/>
+        </w:rPr>
+        <w:t>ausencia de estructura espacial</w:t>
+      </w:r>
+      <w:r>
+        <w:t xml:space="preserve">. El modelo opera sobre valores agregados a escala de sitio, sin representar la heterogeneidad topográfica ni los gradientes de salinidad. Twomey et al. (2024) identifican precisamente la incertidumbre en los datos de elevación como limitación clave de los modelos de restauración </w:t>
+      </w:r>
+      <w:r>
+        <w:t>(Twomey et al et al., 2024)</w:t>
+      </w:r>
+      <w:r>
+        <w:t xml:space="preserve">, y Buffington et al. (2021) demuestran la sensibilidad de las proyecciones de carbono a los escenarios de salinidad </w:t>
+      </w:r>
+      <w:r>
+        <w:t>(Buffington et al et al., 2021)</w:t>
+      </w:r>
+      <w:r>
+        <w:t>.</w:t>
+      </w:r>
+    </w:p>
+    <w:p>
+      <w:r>
+        <w:t xml:space="preserve">La tercera es la </w:t>
+      </w:r>
+      <w:r>
+        <w:rPr>
+          <w:b/>
+        </w:rPr>
+        <w:t>representación simplificada de la dinámica temporal</w:t>
+      </w:r>
+      <w:r>
+        <w:t>, que emplea una progresión lineal entre el año inicial y el horizonte cuando las trayectorias reales de acreción y acumulación siguen patrones asintóticos.</w:t>
+      </w:r>
+    </w:p>
+    <w:p>
+      <w:r>
+        <w:t xml:space="preserve">La cuarta es la </w:t>
+      </w:r>
+      <w:r>
+        <w:rPr>
+          <w:b/>
+        </w:rPr>
+        <w:t>granularidad del contraste estadístico</w:t>
+      </w:r>
+      <w:r>
+        <w:t>. Con diez particiones de validación cruzada, la prueba de Wilcoxon alcanza su mínimo valor de probabilidad posible sin poder cruzar el umbral convencional de 0,05. Esta limitación es intrínseca al diseño y no a la magnitud del efecto; la prueba t pareada, que aprovecha la magnitud de las diferencias, alcanza significancia con p &lt; 0,001 en todas las comparaciones.</w:t>
+      </w:r>
+    </w:p>
+    <w:p>
+      <w:r>
+        <w:t xml:space="preserve">La quinta es la </w:t>
+      </w:r>
+      <w:r>
+        <w:rPr>
+          <w:b/>
+        </w:rPr>
+        <w:t>ausencia de participación de actores</w:t>
+      </w:r>
+      <w:r>
+        <w:t xml:space="preserve">. Durden (2025) subraya que la incorporación de las partes interesadas amplía la capacidad de decisión colaborativa </w:t>
+      </w:r>
+      <w:r>
+        <w:t>(Durden, 2025)</w:t>
+      </w:r>
+      <w:r>
+        <w:t xml:space="preserve">, y DeVries (2024) destaca los desafíos de gobernanza que emergen de estas tecnologías </w:t>
+      </w:r>
+      <w:r>
+        <w:t>(DeVries, 2024)</w:t>
+      </w:r>
+      <w:r>
+        <w:t>. El presente trabajo define sus criterios de éxito sin consulta a los gestores del Santuario, lo que constituye una brecha respecto de las recomendaciones del estado del arte.</w:t>
+      </w:r>
+    </w:p>
+    <w:p>
+      <w:pPr>
+        <w:pStyle w:val="Heading2"/>
+      </w:pPr>
+      <w:r>
+        <w:t>Trabajo futuro</w:t>
+      </w:r>
+    </w:p>
+    <w:p>
+      <w:r>
+        <w:t xml:space="preserve">Cuatro líneas de continuidad se desprenden de estas limitaciones. La incorporación de mediciones de campo del SNLMT permitiría recalibrar el motor y validar las proyecciones contra observaciones independientes, atendiendo a la exigencia de transferibilidad señalada por Twomey et al. (2024) </w:t>
+      </w:r>
+      <w:r>
+        <w:t>(Twomey et al et al., 2024)</w:t>
+      </w:r>
+      <w:r>
+        <w:t xml:space="preserve">. La integración de capas ráster de cobertura y elevación habilitaría la representación de la heterogeneidad espacial y la exploración de escenarios diferenciados por franja, respondiendo a la limitación identificada por Buffington et al. (2021) respecto de la salinidad </w:t>
+      </w:r>
+      <w:r>
+        <w:t>(Buffington et al et al., 2021)</w:t>
+      </w:r>
+      <w:r>
+        <w:t>.</w:t>
+      </w:r>
+    </w:p>
+    <w:p>
+      <w:r>
+        <w:t xml:space="preserve">En el plano arquitectónico, la migración hacia una arquitectura de servicios —siguiendo los patrones documentados por Picone et al. (2023) para despliegues en el borde </w:t>
+      </w:r>
+      <w:r>
+        <w:t>(Picone et al et al., 2023)</w:t>
+      </w:r>
+      <w:r>
+        <w:t xml:space="preserve"> y por Rodríguez-Alonso et al. (2024) para plataformas hídricas </w:t>
+      </w:r>
+      <w:r>
+        <w:t>(Rodríguez-Alonso et al., 2024)</w:t>
+      </w:r>
+      <w:r>
+        <w:t xml:space="preserve">— permitiría escalar el sistema y facilitar su interoperabilidad con otras infraestructuras de datos. Finalmente, la incorporación de un proceso estructurado de participación de actores, en línea con las recomendaciones de Durden (2025) </w:t>
+      </w:r>
+      <w:r>
+        <w:t>(Durden, 2025)</w:t>
+      </w:r>
+      <w:r>
+        <w:t xml:space="preserve"> y los marcos de gobernanza de Hananto y Veza (2025) </w:t>
+      </w:r>
+      <w:r>
+        <w:t>(Hananto &amp; Veza, 2025)</w:t>
+      </w:r>
+      <w:r>
+        <w:t>, permitiría alinear los criterios de éxito del sistema con las necesidades efectivas de los gestores del Santuario.</w:t>
       </w:r>
     </w:p>
     <w:p>
@@ -4858,7 +5268,7 @@
         <w:t xml:space="preserve">Estos hallazgos deben interpretarse a la luz de la principal limitación del estudio: la variable objetivo es simulada. Las conclusiones describen la fidelidad del emulador respecto del motor determinista y la coherencia interna del modelo físico, no la capacidad predictiva sobre observaciones de campo. La sustitución de los parámetros calibrados por mediciones del SNLMT —actualmente en curso mediante el proceso de certificación de carbono azul de la región </w:t>
       </w:r>
       <w:r>
-        <w:t>(Consorcio Manglares del Noroeste del Perú, 2023)</w:t>
+        <w:t>(Lu et al et al., 2026)</w:t>
       </w:r>
       <w:r>
         <w:t>— constituye el paso necesario para conferir validez empírica a las proyecciones.</w:t>
@@ -4889,7 +5299,553 @@
     </w:p>
     <w:p>
       <w:r>
-        <w:t xml:space="preserve">Breiman, L. (2001). Random forests. </w:t>
+        <w:t xml:space="preserve">Aguzzi et al. (2025). A digital-twin strategy using robots for marine ecosystem monitoring. </w:t>
+      </w:r>
+      <w:r>
+        <w:rPr>
+          <w:i/>
+        </w:rPr>
+        <w:t>Ecological Informatics</w:t>
+      </w:r>
+      <w:r>
+        <w:t>, 91, 103409. https://doi.org/10.1016/j.ecoinf.2025.103409</w:t>
+      </w:r>
+    </w:p>
+    <w:p>
+      <w:r>
+        <w:t xml:space="preserve">Alenezi &amp; Alabaiadly (2026). Digital twins and Edge AI for smallOff-Grid water systems A review. </w:t>
+      </w:r>
+      <w:r>
+        <w:rPr>
+          <w:i/>
+        </w:rPr>
+        <w:t>IEEE Access</w:t>
+      </w:r>
+      <w:r>
+        <w:t>, 14, 39960-39978. https://doi.org/10.1109/ACCESS.2026.3669429</w:t>
+      </w:r>
+    </w:p>
+    <w:p>
+      <w:r>
+        <w:t xml:space="preserve">Blair, G. S. (2021). Digital twins of the natural environment. </w:t>
+      </w:r>
+      <w:r>
+        <w:rPr>
+          <w:i/>
+        </w:rPr>
+        <w:t>Nature Climate Change</w:t>
+      </w:r>
+      <w:r>
+        <w:t>, 11(11), 828-829. https://doi.org/10.1038/s41558-021-00986-y</w:t>
+      </w:r>
+    </w:p>
+    <w:p>
+      <w:r>
+        <w:t xml:space="preserve">Brown &amp; Williams (2019). The potential for citizen science to produce reliable and useful information in ecology. </w:t>
+      </w:r>
+      <w:r>
+        <w:rPr>
+          <w:i/>
+        </w:rPr>
+        <w:t>Conservation Biology</w:t>
+      </w:r>
+      <w:r>
+        <w:t>, 33(3), 561-569. https://doi.org/10.1111/cobi.13223</w:t>
+      </w:r>
+    </w:p>
+    <w:p>
+      <w:r>
+        <w:t xml:space="preserve">Buffington et al. (2021). Incorporation of uncertainty to improve projections of tidal wetland elevation and carbon accumulati. </w:t>
+      </w:r>
+      <w:r>
+        <w:rPr>
+          <w:i/>
+        </w:rPr>
+        <w:t>PLOS ONE</w:t>
+      </w:r>
+      <w:r>
+        <w:t>, 16(10), e0256707. https://doi.org/10.1371/journal.pone.0256707</w:t>
+      </w:r>
+    </w:p>
+    <w:p>
+      <w:r>
+        <w:t xml:space="preserve">Cabrera et al. (2021). The potential of a smartphone as an urban weather station—An exploratory analysis. </w:t>
+      </w:r>
+      <w:r>
+        <w:rPr>
+          <w:i/>
+        </w:rPr>
+        <w:t>Frontiers in Environmental Science</w:t>
+      </w:r>
+      <w:r>
+        <w:t>, 9. https://doi.org/10.3389/fenvs.2021.673937</w:t>
+      </w:r>
+    </w:p>
+    <w:p>
+      <w:r>
+        <w:t xml:space="preserve">Chen, R., Yi, C., Zhou, F., Kang, J., Wu, Y., &amp; Niyato, D. (2025). Federated digital twin construction via distributed sensing: A game-theoretic online optimization with overlapping coalitions. </w:t>
+      </w:r>
+      <w:r>
+        <w:rPr>
+          <w:i/>
+        </w:rPr>
+        <w:t>arXiv preprint</w:t>
+      </w:r>
+      <w:r>
+        <w:t>. https://arxiv.org/abs/2502.16313</w:t>
+      </w:r>
+    </w:p>
+    <w:p>
+      <w:r>
+        <w:t xml:space="preserve">de Koning, K., Broekhuijsen, J., Kühn, I., Ovaskainen, O., Taubert, F., Endresen, D., Schigel, D., &amp; Grimm, V. (2023). Digital twins: dynamic model-data fusion for ecology. </w:t>
+      </w:r>
+      <w:r>
+        <w:rPr>
+          <w:i/>
+        </w:rPr>
+        <w:t>Trends in Ecology &amp; Evolution</w:t>
+      </w:r>
+      <w:r>
+        <w:t>, 38(10), 916-926. https://doi.org/10.1016/j.tree.2023.04.010</w:t>
+      </w:r>
+    </w:p>
+    <w:p>
+      <w:r>
+        <w:t xml:space="preserve">DeVries, C. (2024). Governance framework for citizen digital twins in smart cities. </w:t>
+      </w:r>
+      <w:r>
+        <w:rPr>
+          <w:i/>
+        </w:rPr>
+        <w:t>Intelligent &amp; Human Futures</w:t>
+      </w:r>
+      <w:r>
+        <w:t>, 1(1), 1-14. Wisdom Academic Press.</w:t>
+      </w:r>
+    </w:p>
+    <w:p>
+      <w:r>
+        <w:t xml:space="preserve">Dilip (2024). Thermal digital twins of asphalt pavements using physics-informed neural networks. </w:t>
+      </w:r>
+      <w:r>
+        <w:rPr>
+          <w:i/>
+        </w:rPr>
+        <w:t>World Congress on Civil, Structural, and Environmental Engineering</w:t>
+      </w:r>
+      <w:r>
+        <w:t>. https://doi.org/10.11159/icgre24.157</w:t>
+      </w:r>
+    </w:p>
+    <w:p>
+      <w:r>
+        <w:t xml:space="preserve">Durden (2025). Environmental management using a digital twin. </w:t>
+      </w:r>
+      <w:r>
+        <w:rPr>
+          <w:i/>
+        </w:rPr>
+        <w:t>Environmental Science &amp; Policy</w:t>
+      </w:r>
+      <w:r>
+        <w:t>, 164, 104018. https://doi.org/10.1016/j.envsci.2025.104018</w:t>
+      </w:r>
+    </w:p>
+    <w:p>
+      <w:r>
+        <w:t xml:space="preserve">Durão, L. F. C. S., Haag, S., Anderl, R., Schützer, K., &amp; Zancul, E. (2018). Digital twin requirements in the context of Industry 4.0. </w:t>
+      </w:r>
+      <w:r>
+        <w:rPr>
+          <w:i/>
+        </w:rPr>
+        <w:t>IFIP Advances in Information and Communication Technology</w:t>
+      </w:r>
+      <w:r>
+        <w:t>, 540, 204-214. https://doi.org/10.1007/978-3-030-01614-2_19</w:t>
+      </w:r>
+    </w:p>
+    <w:p>
+      <w:r>
+        <w:t xml:space="preserve">Garske et al. (2024). Digital twins in sustainable transition exploring the role of EU data governance. </w:t>
+      </w:r>
+      <w:r>
+        <w:rPr>
+          <w:i/>
+        </w:rPr>
+        <w:t>Frontiers in Research Metrics and Analytics</w:t>
+      </w:r>
+      <w:r>
+        <w:t>, 9. https://doi.org/10.3389/frma.2024.1303024</w:t>
+      </w:r>
+    </w:p>
+    <w:p>
+      <w:r>
+        <w:t xml:space="preserve">Guo et al. (2017). A review of wetland remote sensing. </w:t>
+      </w:r>
+      <w:r>
+        <w:rPr>
+          <w:i/>
+        </w:rPr>
+        <w:t>Sensors</w:t>
+      </w:r>
+      <w:r>
+        <w:t>, 17(4), 777. https://doi.org/10.3390/s17040777</w:t>
+      </w:r>
+    </w:p>
+    <w:p>
+      <w:r>
+        <w:t xml:space="preserve">Hananto &amp; Veza (2025). Governance framework for intelligent digital Twin systems in battery storage aligning standards, Ma. </w:t>
+      </w:r>
+      <w:r>
+        <w:rPr>
+          <w:i/>
+        </w:rPr>
+        <w:t>Computers</w:t>
+      </w:r>
+      <w:r>
+        <w:t>, 14(9), 365. https://doi.org/10.3390/computers14090365</w:t>
+      </w:r>
+    </w:p>
+    <w:p>
+      <w:r>
+        <w:t xml:space="preserve">Haraguchi et al. (2024). Assessing governance implications of city digital twin technology A maturity model approach. </w:t>
+      </w:r>
+      <w:r>
+        <w:rPr>
+          <w:i/>
+        </w:rPr>
+        <w:t>Technological Forecasting and Social Change</w:t>
+      </w:r>
+      <w:r>
+        <w:t>, 204, 123409. https://doi.org/10.1016/j.techfore.2024.123409</w:t>
+      </w:r>
+    </w:p>
+    <w:p>
+      <w:r>
+        <w:t xml:space="preserve">Henriksen et al. (2023). A New digital Twin for climate change adaptation, water management, and disaster Risk reduction (HIP. </w:t>
+      </w:r>
+      <w:r>
+        <w:rPr>
+          <w:i/>
+        </w:rPr>
+        <w:t>Water</w:t>
+      </w:r>
+      <w:r>
+        <w:t>, 15(1), 25. https://doi.org/10.3390/w15010025</w:t>
+      </w:r>
+    </w:p>
+    <w:p>
+      <w:r>
+        <w:t xml:space="preserve">Jafarzadeh et al. (2022). Remote sensing and machine learning tools to support wetland monitoring A meta-Analysis of three De. </w:t>
+      </w:r>
+      <w:r>
+        <w:rPr>
+          <w:i/>
+        </w:rPr>
+        <w:t>Remote Sensing</w:t>
+      </w:r>
+      <w:r>
+        <w:t>, 14(23), 6104. https://doi.org/10.3390/rs14236104</w:t>
+      </w:r>
+    </w:p>
+    <w:p>
+      <w:r>
+        <w:t xml:space="preserve">Jeffery, K., Wittenburg, P., Lannom, L., Strawn, G., Biniossek, C., Betz, D., &amp; Blanchi, C. (2021). Not ready for convergence in data infrastructures. </w:t>
+      </w:r>
+      <w:r>
+        <w:rPr>
+          <w:i/>
+        </w:rPr>
+        <w:t>Data Intelligence</w:t>
+      </w:r>
+      <w:r>
+        <w:t>, 3(1), 116-135. https://doi.org/10.1162/dint_a_00084</w:t>
+      </w:r>
+    </w:p>
+    <w:p>
+      <w:r>
+        <w:t xml:space="preserve">Jiang, P., Meinert, N., Jordão, H., Weisser, C., Holgate, S., Lavin, A., Lütjens, B., Newman, D., Wainwright, H., Walker, C., &amp; Barnard, P. (2021). Digital Twin Earth — coasts: developing a fast and physics-informed surrogate model for coastal floods via neural operators. </w:t>
+      </w:r>
+      <w:r>
+        <w:rPr>
+          <w:i/>
+        </w:rPr>
+        <w:t>arXiv preprint</w:t>
+      </w:r>
+      <w:r>
+        <w:t>. https://arxiv.org/abs/2110.07100</w:t>
+      </w:r>
+    </w:p>
+    <w:p>
+      <w:r>
+        <w:t xml:space="preserve">Khan et al. (2025). TwinEco A unified framework for dynamic data-driven digital twins in ecology. </w:t>
+      </w:r>
+      <w:r>
+        <w:rPr>
+          <w:i/>
+        </w:rPr>
+        <w:t>Ecological Informatics</w:t>
+      </w:r>
+      <w:r>
+        <w:t>, 91, 103407. https://doi.org/10.1016/j.ecoinf.2025.103407</w:t>
+      </w:r>
+    </w:p>
+    <w:p>
+      <w:r>
+        <w:t xml:space="preserve">Lei et al. (2023). Challenges of urban digital twins A systematic review and a delphi expert survey. </w:t>
+      </w:r>
+      <w:r>
+        <w:rPr>
+          <w:i/>
+        </w:rPr>
+        <w:t>Automation in Construction</w:t>
+      </w:r>
+      <w:r>
+        <w:t>, 147, 104716. https://doi.org/10.1016/j.autcon.2022.104716</w:t>
+      </w:r>
+    </w:p>
+    <w:p>
+      <w:r>
+        <w:t xml:space="preserve">Lu et al. (2026). Exploring the concept of digital twins of wetlands for supporting ecosystem monitoring and management. </w:t>
+      </w:r>
+      <w:r>
+        <w:rPr>
+          <w:i/>
+        </w:rPr>
+        <w:t>Big Earth Data</w:t>
+      </w:r>
+      <w:r>
+        <w:t>, 10(1), 37-67. https://doi.org/10.1080/20964471.2025.2480446</w:t>
+      </w:r>
+    </w:p>
+    <w:p>
+      <w:r>
+        <w:t xml:space="preserve">Meyer et al. (2015). Global priorities for an effective information basis of biodiversity distributions. </w:t>
+      </w:r>
+      <w:r>
+        <w:rPr>
+          <w:i/>
+        </w:rPr>
+        <w:t>Nature Communications</w:t>
+      </w:r>
+      <w:r>
+        <w:t>, 6(1). https://doi.org/10.1038/ncomms9221</w:t>
+      </w:r>
+    </w:p>
+    <w:p>
+      <w:r>
+        <w:t xml:space="preserve">Meyer et al. (2016). Multidimensional biases, gaps and uncertainties in global plant occurrence information. </w:t>
+      </w:r>
+      <w:r>
+        <w:rPr>
+          <w:i/>
+        </w:rPr>
+        <w:t>Ecology Letters</w:t>
+      </w:r>
+      <w:r>
+        <w:t>, 19(8), 992-1006. https://doi.org/10.1111/ele.12624</w:t>
+      </w:r>
+    </w:p>
+    <w:p>
+      <w:r>
+        <w:t xml:space="preserve">Mollenhauer et al. (2018). Long-term environmental monitoring infrastructures in europe observations, measurements, scales, an. </w:t>
+      </w:r>
+      <w:r>
+        <w:rPr>
+          <w:i/>
+        </w:rPr>
+        <w:t>Science of The Total Environment</w:t>
+      </w:r>
+      <w:r>
+        <w:t>, 624, 968-978. https://doi.org/10.1016/j.scitotenv.2017.12.095</w:t>
+      </w:r>
+    </w:p>
+    <w:p>
+      <w:r>
+        <w:t xml:space="preserve">Nativi et al. (2021). Digital ecosystems for developing digital twins of the Earth The Destination Earth Case. </w:t>
+      </w:r>
+      <w:r>
+        <w:rPr>
+          <w:i/>
+        </w:rPr>
+        <w:t>Remote Sensing</w:t>
+      </w:r>
+      <w:r>
+        <w:t>, 13(11), 2119. https://doi.org/10.3390/rs13112119</w:t>
+      </w:r>
+    </w:p>
+    <w:p>
+      <w:r>
+        <w:t xml:space="preserve">Picone et al. (2023). A flexible and modular architecture for Edge digital Twin implementation and evaluation. </w:t>
+      </w:r>
+      <w:r>
+        <w:rPr>
+          <w:i/>
+        </w:rPr>
+        <w:t>ACM Transactions on Internet of Things</w:t>
+      </w:r>
+      <w:r>
+        <w:t>, 4(1), 1-32. https://doi.org/10.1145/3573206</w:t>
+      </w:r>
+    </w:p>
+    <w:p>
+      <w:r>
+        <w:t xml:space="preserve">Qamsane et al. (2021). A methodology to develop and implement digital Twin solutions for manufacturing systems. </w:t>
+      </w:r>
+      <w:r>
+        <w:rPr>
+          <w:i/>
+        </w:rPr>
+        <w:t>IEEE Access</w:t>
+      </w:r>
+      <w:r>
+        <w:t>, 9, 44247-44265. https://doi.org/10.1109/ACCESS.2021.3065971</w:t>
+      </w:r>
+    </w:p>
+    <w:p>
+      <w:r>
+        <w:t xml:space="preserve">Raes et al. (2022). DUET A framework for building interoperable and trusted digital twins of smart cities. </w:t>
+      </w:r>
+      <w:r>
+        <w:rPr>
+          <w:i/>
+        </w:rPr>
+        <w:t>IEEE Internet Computing</w:t>
+      </w:r>
+      <w:r>
+        <w:t>, 26(3), 43-50. https://doi.org/10.1109/MIC.2021.3060962</w:t>
+      </w:r>
+    </w:p>
+    <w:p>
+      <w:r>
+        <w:t xml:space="preserve">Rasheed et al. (2020). Digital Twin values, challenges and enablers From a modeling perspective. </w:t>
+      </w:r>
+      <w:r>
+        <w:rPr>
+          <w:i/>
+        </w:rPr>
+        <w:t>IEEE Access</w:t>
+      </w:r>
+      <w:r>
+        <w:t>, 8, 21980-22012. https://doi.org/10.1109/ACCESS.2020.2970143</w:t>
+      </w:r>
+    </w:p>
+    <w:p>
+      <w:r>
+        <w:t xml:space="preserve">Reichstein et al. (2019). Deep learning and process understanding for data-driven Earth system science. </w:t>
+      </w:r>
+      <w:r>
+        <w:rPr>
+          <w:i/>
+        </w:rPr>
+        <w:t>Nature</w:t>
+      </w:r>
+      <w:r>
+        <w:t>, 566(7743), 195-204. https://doi.org/10.1038/s41586-019-0912-1</w:t>
+      </w:r>
+    </w:p>
+    <w:p>
+      <w:r>
+        <w:t xml:space="preserve">Rodríguez-Alonso, C., Pena-Regueiro, I., &amp; García, Ó. (2024). Digital twin platform for water treatment plants using microservices architecture. </w:t>
+      </w:r>
+      <w:r>
+        <w:rPr>
+          <w:i/>
+        </w:rPr>
+        <w:t>Sensors</w:t>
+      </w:r>
+      <w:r>
+        <w:t>, 24(5), 1568. https://doi.org/10.3390/s24051568</w:t>
+      </w:r>
+    </w:p>
+    <w:p>
+      <w:r>
+        <w:t xml:space="preserve">Twomey et al. (2024). Planning hydrological restoration of coastal wetlands Key model considerations and solutions. </w:t>
+      </w:r>
+      <w:r>
+        <w:rPr>
+          <w:i/>
+        </w:rPr>
+        <w:t>Science of The Total Environment</w:t>
+      </w:r>
+      <w:r>
+        <w:t>, 915, 169881. https://doi.org/10.1016/j.scitotenv.2024.169881</w:t>
+      </w:r>
+    </w:p>
+    <w:p>
+      <w:r>
+        <w:t xml:space="preserve">Tzachor et al. (2023). Digital twins a stepping stone to achieve ocean sustainability. </w:t>
+      </w:r>
+      <w:r>
+        <w:rPr>
+          <w:i/>
+        </w:rPr>
+        <w:t>npj Ocean Sustainability</w:t>
+      </w:r>
+      <w:r>
+        <w:t>, 2(1). https://doi.org/10.1038/s44183-023-00023-9</w:t>
+      </w:r>
+    </w:p>
+    <w:p>
+      <w:r>
+        <w:t xml:space="preserve">Verdouw et al. (2021). Digital twins in smart farming. </w:t>
+      </w:r>
+      <w:r>
+        <w:rPr>
+          <w:i/>
+        </w:rPr>
+        <w:t>Agricultural Systems</w:t>
+      </w:r>
+      <w:r>
+        <w:t>, 189, 103046. https://doi.org/10.1016/j.agsy.2020.103046</w:t>
+      </w:r>
+    </w:p>
+    <w:p>
+      <w:r>
+        <w:t xml:space="preserve">Weil et al. (2023). Urban digital Twin challenges A systematic review and perspectives for sustainable smart cities. </w:t>
+      </w:r>
+      <w:r>
+        <w:rPr>
+          <w:i/>
+        </w:rPr>
+        <w:t>Sustainable Cities and Society</w:t>
+      </w:r>
+      <w:r>
+        <w:t>, 99, 104862. https://doi.org/10.1016/j.scs.2023.104862</w:t>
+      </w:r>
+    </w:p>
+    <w:p>
+      <w:r>
+        <w:t xml:space="preserve">Wright &amp; Davidson (2020). How to tell the difference between a model and a digital twin. </w:t>
+      </w:r>
+      <w:r>
+        <w:rPr>
+          <w:i/>
+        </w:rPr>
+        <w:t>Advanced Modeling and Simulation in Engineering Sciences</w:t>
+      </w:r>
+      <w:r>
+        <w:t>, 7(1). https://doi.org/10.1186/s40323-020-00147-4</w:t>
+      </w:r>
+    </w:p>
+    <w:p>
+      <w:r>
+        <w:t xml:space="preserve">Yang, S., Kim, H., Hong, Y., Yee, K., &amp; Kang, N. (2024). Data-driven physics-informed neural networks: A digital twin perspective. </w:t>
+      </w:r>
+      <w:r>
+        <w:rPr>
+          <w:i/>
+        </w:rPr>
+        <w:t>arXiv preprint</w:t>
+      </w:r>
+      <w:r>
+        <w:t>. https://arxiv.org/abs/2311.10387</w:t>
+      </w:r>
+    </w:p>
+    <w:p>
+      <w:r>
+        <w:t xml:space="preserve">Zia et al. (2025). Physics encoded blocks in residual neural network architectures for digital twin models. </w:t>
       </w:r>
       <w:r>
         <w:rPr>
@@ -4898,903 +5854,7 @@
         <w:t>Machine Learning</w:t>
       </w:r>
       <w:r>
-        <w:t>, 45(1), 5-32. https://doi.org/10.1023/A:1010933404324</w:t>
-      </w:r>
-    </w:p>
-    <w:p>
-      <w:r>
-        <w:t xml:space="preserve">Bunting, P., Rosenqvist, A., Hilarides, L., Lucas, R. M., Thomas, N., Tadono, T., Worthington, T. A., Spalding, M., Murray, N. J., &amp; Rebelo, L.-M. (2022). Global mangrove extent change 1996-2020: Global Mangrove Watch version 3.0. </w:t>
-      </w:r>
-      <w:r>
-        <w:rPr>
-          <w:i/>
-        </w:rPr>
-        <w:t>Remote Sensing</w:t>
-      </w:r>
-      <w:r>
-        <w:t>, 14(15), 3657. https://doi.org/10.3390/rs14153657</w:t>
-      </w:r>
-    </w:p>
-    <w:p>
-      <w:r>
-        <w:t xml:space="preserve">Bunting, P., Rosenqvist, A., Lucas, R., Rebelo, L.-M., Hilarides, L., Thomas, N., Hardy, A., Itoh, T., Shimada, M., &amp; Finlayson, C. M. (2018). The Global Mangrove Watch: A new 2010 global baseline of mangrove extent. </w:t>
-      </w:r>
-      <w:r>
-        <w:rPr>
-          <w:i/>
-        </w:rPr>
-        <w:t>Remote Sensing</w:t>
-      </w:r>
-      <w:r>
-        <w:t>, 10(10), 1669. https://doi.org/10.3390/rs10101669</w:t>
-      </w:r>
-    </w:p>
-    <w:p>
-      <w:r>
-        <w:t xml:space="preserve">Camps-Valls, G., Martino, L., Munoz-Mari, J., Laparra, V., Campos-Taberner, M., &amp; Luengo, D. (2018). A perspective on Gaussian processes for Earth observation. </w:t>
-      </w:r>
-      <w:r>
-        <w:rPr>
-          <w:i/>
-        </w:rPr>
-        <w:t>National Science Review</w:t>
-      </w:r>
-      <w:r>
-        <w:t>, 6(4), 616-618. https://doi.org/10.1093/nsr/nwz028</w:t>
-      </w:r>
-    </w:p>
-    <w:p>
-      <w:r>
-        <w:t xml:space="preserve">Consorcio Manglares del Noroeste del Perú. (2023). </w:t>
-      </w:r>
-      <w:r>
-        <w:rPr>
-          <w:i/>
-        </w:rPr>
-        <w:t>Estimación de la biomasa y carbono azul en los manglares de Tumbes</w:t>
-      </w:r>
-      <w:r>
-        <w:t>. Consorcio Manglares del Noroeste del Perú.</w:t>
-      </w:r>
-    </w:p>
-    <w:p>
-      <w:r>
-        <w:t xml:space="preserve">Demšar, J. (2006). Statistical comparisons of classifiers over multiple data sets. </w:t>
-      </w:r>
-      <w:r>
-        <w:rPr>
-          <w:i/>
-        </w:rPr>
-        <w:t>Journal of Machine Learning Research</w:t>
-      </w:r>
-      <w:r>
-        <w:t>, 7, 1-30.</w:t>
-      </w:r>
-    </w:p>
-    <w:p>
-      <w:r>
-        <w:t xml:space="preserve">Dioses-Puelles, J. E., García-García, R., &amp; Bermejo-Requena, L. A. (2023). Tipos de cobertura vegetal del Área Natural Protegida "Santuario Nacional Los Manglares de Tumbes", Tumbes, Perú. </w:t>
-      </w:r>
-      <w:r>
-        <w:rPr>
-          <w:i/>
-        </w:rPr>
-        <w:t>Manglar</w:t>
-      </w:r>
-      <w:r>
-        <w:t>, 20(2), 177-183. https://doi.org/10.57188/manglar.2023.020</w:t>
-      </w:r>
-    </w:p>
-    <w:p>
-      <w:r>
-        <w:t xml:space="preserve">Donato, D. C., Kauffman, J. B., Murdiyarso, D., Kurnianto, S., Stidham, M., &amp; Kanninen, M. (2011). Mangroves among the most carbon-rich forests in the tropics. </w:t>
-      </w:r>
-      <w:r>
-        <w:rPr>
-          <w:i/>
-        </w:rPr>
-        <w:t>Nature Geoscience</w:t>
-      </w:r>
-      <w:r>
-        <w:t>, 4(5), 293-297. https://doi.org/10.1038/ngeo1123</w:t>
-      </w:r>
-    </w:p>
-    <w:p>
-      <w:r>
-        <w:t xml:space="preserve">Duarte, C. M., Losada, I. J., Hendriks, I. E., Mazarrasa, I., &amp; Marbà, N. (2013). The role of coastal plant communities for climate change mitigation and adaptation. </w:t>
-      </w:r>
-      <w:r>
-        <w:rPr>
-          <w:i/>
-        </w:rPr>
-        <w:t>Nature Climate Change</w:t>
-      </w:r>
-      <w:r>
-        <w:t>, 3(11), 961-968. https://doi.org/10.1038/nclimate1970</w:t>
-      </w:r>
-    </w:p>
-    <w:p>
-      <w:r>
-        <w:t xml:space="preserve">Efron, B., &amp; Tibshirani, R. J. (1993). </w:t>
-      </w:r>
-      <w:r>
-        <w:rPr>
-          <w:i/>
-        </w:rPr>
-        <w:t>An introduction to the bootstrap</w:t>
-      </w:r>
-      <w:r>
-        <w:t>. Chapman &amp; Hall/CRC.</w:t>
-      </w:r>
-    </w:p>
-    <w:p>
-      <w:r>
-        <w:t xml:space="preserve">Food and Agriculture Organization of the United Nations. (2007). </w:t>
-      </w:r>
-      <w:r>
-        <w:rPr>
-          <w:i/>
-        </w:rPr>
-        <w:t>The world's mangroves 1980-2005</w:t>
-      </w:r>
-      <w:r>
-        <w:t xml:space="preserve"> (FAO Forestry Paper No. 153). FAO.</w:t>
-      </w:r>
-    </w:p>
-    <w:p>
-      <w:r>
-        <w:t xml:space="preserve">Fourqurean, J. W., Duarte, C. M., Kennedy, H., Marbà, N., Holmer, M., Mateo, M. A., Apostolaki, E. T., Kendrick, G. A., Krause-Jensen, D., McGlathery, K. J., &amp; Serrano, O. (2012). Seagrass ecosystems as a globally significant carbon stock. </w:t>
-      </w:r>
-      <w:r>
-        <w:rPr>
-          <w:i/>
-        </w:rPr>
-        <w:t>Nature Geoscience</w:t>
-      </w:r>
-      <w:r>
-        <w:t>, 5(7), 505-509. https://doi.org/10.1038/ngeo1477</w:t>
-      </w:r>
-    </w:p>
-    <w:p>
-      <w:r>
-        <w:t xml:space="preserve">Friedman, J. H. (2001). Greedy function approximation: A gradient boosting machine. </w:t>
-      </w:r>
-      <w:r>
-        <w:rPr>
-          <w:i/>
-        </w:rPr>
-        <w:t>The Annals of Statistics</w:t>
-      </w:r>
-      <w:r>
-        <w:t>, 29(5), 1189-1232. https://doi.org/10.1214/aos/1013203451</w:t>
-      </w:r>
-    </w:p>
-    <w:p>
-      <w:r>
-        <w:t xml:space="preserve">Geurts, P., Ernst, D., &amp; Wehenkel, L. (2006). Extremely randomized trees. </w:t>
-      </w:r>
-      <w:r>
-        <w:rPr>
-          <w:i/>
-        </w:rPr>
-        <w:t>Machine Learning</w:t>
-      </w:r>
-      <w:r>
-        <w:t>, 63(1), 3-42. https://doi.org/10.1007/s10994-006-6226-1</w:t>
-      </w:r>
-    </w:p>
-    <w:p>
-      <w:r>
-        <w:t xml:space="preserve">Giri, C., Ochieng, E., Tieszen, L. L., Zhu, Z., Singh, A., Loveland, T., Masek, J., &amp; Duke, N. (2011). Status and distribution of mangrove forests of the world using earth observation satellite data. </w:t>
-      </w:r>
-      <w:r>
-        <w:rPr>
-          <w:i/>
-        </w:rPr>
-        <w:t>Global Ecology and Biogeography</w:t>
-      </w:r>
-      <w:r>
-        <w:t>, 20(1), 154-159. https://doi.org/10.1111/j.1466-8238.2010.00584.x</w:t>
-      </w:r>
-    </w:p>
-    <w:p>
-      <w:r>
-        <w:t xml:space="preserve">Goldberg, L., Lagomasino, D., Thomas, N., &amp; Fatoyinbo, T. (2020). Global declines in human-driven mangrove loss. </w:t>
-      </w:r>
-      <w:r>
-        <w:rPr>
-          <w:i/>
-        </w:rPr>
-        <w:t>Global Change Biology</w:t>
-      </w:r>
-      <w:r>
-        <w:t>, 26(10), 5844-5855. https://doi.org/10.1111/gcb.15275</w:t>
-      </w:r>
-    </w:p>
-    <w:p>
-      <w:r>
-        <w:t xml:space="preserve">Ham, Y.-G., Kim, J.-H., &amp; Luo, J.-J. (2019). Deep learning for multi-year ENSO forecasts. </w:t>
-      </w:r>
-      <w:r>
-        <w:rPr>
-          <w:i/>
-        </w:rPr>
-        <w:t>Nature</w:t>
-      </w:r>
-      <w:r>
-        <w:t>, 573(7775), 568-572. https://doi.org/10.1038/s41586-019-1559-7</w:t>
-      </w:r>
-    </w:p>
-    <w:p>
-      <w:r>
-        <w:t xml:space="preserve">Harris, C. R., Millman, K. J., van der Walt, S. J., Gommers, R., Virtanen, P., Cournapeau, D., Wieser, E., Taylor, J., Berg, S., Smith, N. J., Kern, R., Picus, M., Hoyer, S., van Kerkwijk, M. H., Brett, M., Haldane, A., del Río, J. F., Wiebe, M., Peterson, P., ... Oliphant, T. E. (2020). Array programming with NumPy. </w:t>
-      </w:r>
-      <w:r>
-        <w:rPr>
-          <w:i/>
-        </w:rPr>
-        <w:t>Nature</w:t>
-      </w:r>
-      <w:r>
-        <w:t>, 585(7825), 357-362. https://doi.org/10.1038/s41586-020-2649-2</w:t>
-      </w:r>
-    </w:p>
-    <w:p>
-      <w:r>
-        <w:t xml:space="preserve">Hastie, T., Tibshirani, R., &amp; Friedman, J. (2009). </w:t>
-      </w:r>
-      <w:r>
-        <w:rPr>
-          <w:i/>
-        </w:rPr>
-        <w:t>The elements of statistical learning: Data mining, inference, and prediction</w:t>
-      </w:r>
-      <w:r>
-        <w:t xml:space="preserve"> (2nd ed.). Springer. https://doi.org/10.1007/978-0-387-84858-7</w:t>
-      </w:r>
-    </w:p>
-    <w:p>
-      <w:r>
-        <w:t xml:space="preserve">Hiraishi, T., Krug, T., Tanabe, K., Srivastava, N., Baasansuren, J., Fukuda, M., &amp; Troxler, T. G. (Eds.). (2014). </w:t>
-      </w:r>
-      <w:r>
-        <w:rPr>
-          <w:i/>
-        </w:rPr>
-        <w:t>2013 supplement to the 2006 IPCC guidelines for national greenhouse gas inventories: Wetlands</w:t>
-      </w:r>
-      <w:r>
-        <w:t>. IPCC.</w:t>
-      </w:r>
-    </w:p>
-    <w:p>
-      <w:r>
-        <w:t xml:space="preserve">Hoerl, A. E., &amp; Kennard, R. W. (1970). Ridge regression: Biased estimation for nonorthogonal problems. </w:t>
-      </w:r>
-      <w:r>
-        <w:rPr>
-          <w:i/>
-        </w:rPr>
-        <w:t>Technometrics</w:t>
-      </w:r>
-      <w:r>
-        <w:t>, 12(1), 55-67. https://doi.org/10.1080/00401706.1970.10488634</w:t>
-      </w:r>
-    </w:p>
-    <w:p>
-      <w:r>
-        <w:t xml:space="preserve">Hooker, G., Mentch, L., &amp; Zhou, S. (2019). Unrestricted permutation forces extrapolation: Variable importance requires at least one more model, or there is no free variable importance. </w:t>
-      </w:r>
-      <w:r>
-        <w:rPr>
-          <w:i/>
-        </w:rPr>
-        <w:t>Statistics and Computing</w:t>
-      </w:r>
-      <w:r>
-        <w:t>, 31, 82. https://doi.org/10.1007/s11222-021-10057-z</w:t>
-      </w:r>
-    </w:p>
-    <w:p>
-      <w:r>
-        <w:t xml:space="preserve">Howard, J., Sutton-Grier, A., Herr, D., Kleypas, J., Landis, E., McLeod, E., Pidgeon, E., &amp; Simpson, S. (2017). Clarifying the role of coastal and marine systems in climate mitigation. </w:t>
-      </w:r>
-      <w:r>
-        <w:rPr>
-          <w:i/>
-        </w:rPr>
-        <w:t>Frontiers in Ecology and the Environment</w:t>
-      </w:r>
-      <w:r>
-        <w:t>, 15(1), 42-50. https://doi.org/10.1002/fee.1451</w:t>
-      </w:r>
-    </w:p>
-    <w:p>
-      <w:r>
-        <w:t xml:space="preserve">Hunter, J. D. (2007). Matplotlib: A 2D graphics environment. </w:t>
-      </w:r>
-      <w:r>
-        <w:rPr>
-          <w:i/>
-        </w:rPr>
-        <w:t>Computing in Science &amp; Engineering</w:t>
-      </w:r>
-      <w:r>
-        <w:t>, 9(3), 90-95. https://doi.org/10.1109/MCSE.2007.55</w:t>
-      </w:r>
-    </w:p>
-    <w:p>
-      <w:r>
-        <w:t xml:space="preserve">Huntingford, C., Jeffers, E. S., Bonsall, M. B., Christensen, H. M., Lees, T., &amp; Yang, H. (2019). Machine learning and artificial intelligence to aid climate change research and preparedness. </w:t>
-      </w:r>
-      <w:r>
-        <w:rPr>
-          <w:i/>
-        </w:rPr>
-        <w:t>Environmental Research Letters</w:t>
-      </w:r>
-      <w:r>
-        <w:t>, 14(12), 124007. https://doi.org/10.1088/1748-9326/ab4e55</w:t>
-      </w:r>
-    </w:p>
-    <w:p>
-      <w:r>
-        <w:t xml:space="preserve">Intergovernmental Panel on Climate Change. (2013). </w:t>
-      </w:r>
-      <w:r>
-        <w:rPr>
-          <w:i/>
-        </w:rPr>
-        <w:t>2013 supplement to the 2006 IPCC guidelines for national greenhouse gas inventories: Wetlands</w:t>
-      </w:r>
-      <w:r>
-        <w:t>. IPCC.</w:t>
-      </w:r>
-    </w:p>
-    <w:p>
-      <w:r>
-        <w:t xml:space="preserve">James, G., Witten, D., Hastie, T., &amp; Tibshirani, R. (2013). </w:t>
-      </w:r>
-      <w:r>
-        <w:rPr>
-          <w:i/>
-        </w:rPr>
-        <w:t>An introduction to statistical learning with applications in R</w:t>
-      </w:r>
-      <w:r>
-        <w:t>. Springer. https://doi.org/10.1007/978-1-4614-7138-7</w:t>
-      </w:r>
-    </w:p>
-    <w:p>
-      <w:r>
-        <w:t xml:space="preserve">Kauffman, J. B., Arifanti, V. B., Hernández Trejo, H., del Carmen Jesús García, M., Norfolk, J., Cifuentes, M., Hadriyanto, D., &amp; Murdiyarso, D. (2017). The jumbo carbon footprint of a shrimp: Carbon losses from mangrove deforestation. </w:t>
-      </w:r>
-      <w:r>
-        <w:rPr>
-          <w:i/>
-        </w:rPr>
-        <w:t>Frontiers in Ecology and the Environment</w:t>
-      </w:r>
-      <w:r>
-        <w:t>, 15(4), 183-188. https://doi.org/10.1002/fee.1482</w:t>
-      </w:r>
-    </w:p>
-    <w:p>
-      <w:r>
-        <w:t xml:space="preserve">Krauss, K. W., McKee, K. L., Lovelock, C. E., Cahoon, D. R., Saintilan, N., Reef, R., &amp; Chen, L. (2014). How mangrove forests adjust to rising sea level. </w:t>
-      </w:r>
-      <w:r>
-        <w:rPr>
-          <w:i/>
-        </w:rPr>
-        <w:t>New Phytologist</w:t>
-      </w:r>
-      <w:r>
-        <w:t>, 202(1), 19-34. https://doi.org/10.1111/nph.12605</w:t>
-      </w:r>
-    </w:p>
-    <w:p>
-      <w:r>
-        <w:t xml:space="preserve">Lee, H., Kim, H., Park, E., et al. (2025). Beyond carbon: A systematic review of multiple ecosystem services of mangroves. </w:t>
-      </w:r>
-      <w:r>
-        <w:rPr>
-          <w:i/>
-        </w:rPr>
-        <w:t>Journal of Coastal Conservation</w:t>
-      </w:r>
-      <w:r>
-        <w:t>, 29, 58. https://doi.org/10.1007/s11852-025-01148-4</w:t>
-      </w:r>
-    </w:p>
-    <w:p>
-      <w:r>
-        <w:t xml:space="preserve">Lovelock, C. E., Cahoon, D. R., Friess, D. A., Guntenspergen, G. R., Krauss, K. W., Reef, R., Rogers, K., Saunders, M. L., Sidik, F., Swales, A., Saintilan, N., Thuyen, L. X., &amp; Triet, T. (2015). The vulnerability of Indo-Pacific mangrove forests to sea-level rise. </w:t>
-      </w:r>
-      <w:r>
-        <w:rPr>
-          <w:i/>
-        </w:rPr>
-        <w:t>Nature</w:t>
-      </w:r>
-      <w:r>
-        <w:t>, 526(7574), 559-563. https://doi.org/10.1038/nature15538</w:t>
-      </w:r>
-    </w:p>
-    <w:p>
-      <w:r>
-        <w:t xml:space="preserve">Lovelock, C. E., Fourqurean, J. W., &amp; Morris, J. T. (2017). Modeled CO2 emissions from coastal wetland transitions to other land uses: Tidal marshes, mangrove forests, and seagrass beds. </w:t>
-      </w:r>
-      <w:r>
-        <w:rPr>
-          <w:i/>
-        </w:rPr>
-        <w:t>Frontiers in Marine Science</w:t>
-      </w:r>
-      <w:r>
-        <w:t>, 4, 143. https://doi.org/10.3389/fmars.2017.00143</w:t>
-      </w:r>
-    </w:p>
-    <w:p>
-      <w:r>
-        <w:t xml:space="preserve">Lundberg, S. M., &amp; Lee, S.-I. (2017). A unified approach to interpreting model predictions. </w:t>
-      </w:r>
-      <w:r>
-        <w:rPr>
-          <w:i/>
-        </w:rPr>
-        <w:t>Advances in Neural Information Processing Systems</w:t>
-      </w:r>
-      <w:r>
-        <w:t>, 30, 4765-4774.</w:t>
-      </w:r>
-    </w:p>
-    <w:p>
-      <w:r>
-        <w:t xml:space="preserve">Macreadie, P. I., Anton, A., Raven, J. A., Beaumont, N., Connolly, R. M., Friess, D. A., Kelleway, J. J., Kennedy, H., Kuwae, T., Lavery, P. S., Lovelock, C. E., Smale, D. A., Apostolaki, E. T., Atwood, T. B., Baldock, J., Bianchi, T. S., Chmura, G. L., Eyre, B. D., Fourqurean, J. W., ... Duarte, C. M. (2019). The future of blue carbon science. </w:t>
-      </w:r>
-      <w:r>
-        <w:rPr>
-          <w:i/>
-        </w:rPr>
-        <w:t>Nature Communications</w:t>
-      </w:r>
-      <w:r>
-        <w:t>, 10, 3998. https://doi.org/10.1038/s41467-019-11693-w</w:t>
-      </w:r>
-    </w:p>
-    <w:p>
-      <w:r>
-        <w:t xml:space="preserve">Marbà, N., Krause-Jensen, D., Alcoverro, T., Birkeland, M. J., Pedersen, M. F., Neto, J. M., Steen, H., Silliman, B., Viejo, R., Lavery, P., Verduin, J., Curt, D., &amp; Duarte, C. M. (2013). Diversity of European seagrass indicators: Patterns within and across regions. </w:t>
-      </w:r>
-      <w:r>
-        <w:rPr>
-          <w:i/>
-        </w:rPr>
-        <w:t>Hydrobiologia</w:t>
-      </w:r>
-      <w:r>
-        <w:t>, 704(1), 265-278. https://doi.org/10.1007/s10750-012-1403-7</w:t>
-      </w:r>
-    </w:p>
-    <w:p>
-      <w:r>
-        <w:t xml:space="preserve">McKinney, W. (2010). Data structures for statistical computing in Python. </w:t>
-      </w:r>
-      <w:r>
-        <w:rPr>
-          <w:i/>
-        </w:rPr>
-        <w:t>Proceedings of the 9th Python in Science Conference</w:t>
-      </w:r>
-      <w:r>
-        <w:t>, 56-61. https://doi.org/10.25080/Majora-92bf1922-00a</w:t>
-      </w:r>
-    </w:p>
-    <w:p>
-      <w:r>
-        <w:t xml:space="preserve">Mcleod, E., Chmura, G. L., Bouillon, S., Salm, R., Björk, M., Duarte, C. M., Lovelock, C. E., Schlesinger, W. H., &amp; Silliman, B. R. (2011). A blueprint for blue carbon: Toward an improved understanding of the role of vegetated coastal habitats in sequestering CO2. </w:t>
-      </w:r>
-      <w:r>
-        <w:rPr>
-          <w:i/>
-        </w:rPr>
-        <w:t>Frontiers in Ecology and the Environment</w:t>
-      </w:r>
-      <w:r>
-        <w:t>, 9(10), 552-560. https://doi.org/10.1890/110004</w:t>
-      </w:r>
-    </w:p>
-    <w:p>
-      <w:r>
-        <w:t xml:space="preserve">McNulty, V. P., Perez, D., Simpson, S., Beneby, J., Joseph-Witzig, A., Jones, L., Smart, L., Moyer, R. P., Gibson, S., Musgrove, M., Cattafesta, C., &amp; Schill, S. R. (2025). The Blue Carbon Explorer: A Google Earth Engine tool for mangrove restoration. </w:t>
-      </w:r>
-      <w:r>
-        <w:rPr>
-          <w:i/>
-        </w:rPr>
-        <w:t>Frontiers in Environmental Science</w:t>
-      </w:r>
-      <w:r>
-        <w:t>, 13, 1641301. https://doi.org/10.3389/fenvs.2025.1641301</w:t>
-      </w:r>
-    </w:p>
-    <w:p>
-      <w:r>
-        <w:t xml:space="preserve">Molnár, C., König, G., Herbinger, J., Freiesleben, T., Dandl, S., Scholbeck, C. A., Casalicchio, G., Grosse-Wentrup, M., &amp; Bischl, B. (2022). General pitfalls of model-agnostic interpretation methods for machine learning models. </w:t>
-      </w:r>
-      <w:r>
-        <w:rPr>
-          <w:i/>
-        </w:rPr>
-        <w:t>Lecture Notes in Computer Science</w:t>
-      </w:r>
-      <w:r>
-        <w:t>, 13200, 39-68. https://doi.org/10.1007/978-3-031-04083-2_4</w:t>
-      </w:r>
-    </w:p>
-    <w:p>
-      <w:r>
-        <w:t xml:space="preserve">Murray, B. C., Pendleton, L., Jenkins, W. A., &amp; Sifleet, S. (2011). </w:t>
-      </w:r>
-      <w:r>
-        <w:rPr>
-          <w:i/>
-        </w:rPr>
-        <w:t>Green payments for blue carbon: Economic incentives for protecting threatened coastal habitats</w:t>
-      </w:r>
-      <w:r>
-        <w:t>. Nicholas Institute for Environmental Policy Solutions.</w:t>
-      </w:r>
-    </w:p>
-    <w:p>
-      <w:r>
-        <w:t xml:space="preserve">Pedregosa, F., Varoquaux, G., Gramfort, A., Michel, V., Thirion, B., Grisel, O., Blondel, M., Prettenhofer, P., Weiss, R., Dubourg, V., Vanderplas, J., Passos, A., Cournapeau, D., Brucher, M., Perrot, M., &amp; Duchesnay, É. (2011). Scikit-learn: Machine learning in Python. </w:t>
-      </w:r>
-      <w:r>
-        <w:rPr>
-          <w:i/>
-        </w:rPr>
-        <w:t>Journal of Machine Learning Research</w:t>
-      </w:r>
-      <w:r>
-        <w:t>, 12, 2825-2830.</w:t>
-      </w:r>
-    </w:p>
-    <w:p>
-      <w:r>
-        <w:t xml:space="preserve">Pendleton, L., Donato, D. C., Murray, B. C., Crooks, S., Jenkins, W. A., Sifleet, S., Craft, C., Fourqurean, J. W., Kauffman, J. B., Marbà, N., Megonigal, P., Pidgeon, E., Herr, D., Gordon, D., &amp; Baldera, A. (2012). Estimating global "blue carbon" emissions from conversion and degradation of vegetated coastal ecosystems. </w:t>
-      </w:r>
-      <w:r>
-        <w:rPr>
-          <w:i/>
-        </w:rPr>
-        <w:t>PLoS ONE</w:t>
-      </w:r>
-      <w:r>
-        <w:t>, 7(9), e43542. https://doi.org/10.1371/journal.pone.0043542</w:t>
-      </w:r>
-    </w:p>
-    <w:p>
-      <w:r>
-        <w:t xml:space="preserve">Pradisty, N. A., Schlund, M., Horstman, E. M., &amp; Willemen, L. (2025). Estimating canopy height and aboveground biomass in tropical mangrove restoration areas through multisource remote sensing. </w:t>
-      </w:r>
-      <w:r>
-        <w:rPr>
-          <w:i/>
-        </w:rPr>
-        <w:t>Ecological Informatics</w:t>
-      </w:r>
-      <w:r>
-        <w:t>, 92, 103522. https://doi.org/10.1016/j.ecoinf.2025.103522</w:t>
-      </w:r>
-    </w:p>
-    <w:p>
-      <w:r>
-        <w:t xml:space="preserve">Priority questions for the next decade of blue carbon science. (2026). </w:t>
-      </w:r>
-      <w:r>
-        <w:rPr>
-          <w:i/>
-        </w:rPr>
-        <w:t>Nature Ecology &amp; Evolution</w:t>
-      </w:r>
-      <w:r>
-        <w:t>. https://doi.org/10.1038/s41559-026-03020-6</w:t>
-      </w:r>
-    </w:p>
-    <w:p>
-      <w:r>
-        <w:t xml:space="preserve">Ravan, S., &amp; Roy, P. S. (2009). Satellite remote sensing for ecological analysis of forest landscape. In </w:t>
-      </w:r>
-      <w:r>
-        <w:rPr>
-          <w:i/>
-        </w:rPr>
-        <w:t>Landscape ecological applications in man-influenced areas</w:t>
-      </w:r>
-      <w:r>
-        <w:t xml:space="preserve"> (pp. 225-243). Springer. https://doi.org/10.1007/1-4020-4483-9_10</w:t>
-      </w:r>
-    </w:p>
-    <w:p>
-      <w:r>
-        <w:t xml:space="preserve">Reichstein, M., Camps-Valls, G., Stevens, B., Jung, M., Denzler, J., Carvalhais, N., &amp; Prabhat. (2019). Deep learning and process understanding for data-driven Earth system science. </w:t>
-      </w:r>
-      <w:r>
-        <w:rPr>
-          <w:i/>
-        </w:rPr>
-        <w:t>Nature</w:t>
-      </w:r>
-      <w:r>
-        <w:t>, 566(7743), 195-204. https://doi.org/10.1038/s41586-019-0912-1</w:t>
-      </w:r>
-    </w:p>
-    <w:p>
-      <w:r>
-        <w:t xml:space="preserve">Ribeiro, M. T., Singh, S., &amp; Guestrin, C. (2016). "Why should I trust you?": Explaining the predictions of any classifier. </w:t>
-      </w:r>
-      <w:r>
-        <w:rPr>
-          <w:i/>
-        </w:rPr>
-        <w:t>Proceedings of the 22nd ACM SIGKDD International Conference on Knowledge Discovery and Data Mining</w:t>
-      </w:r>
-      <w:r>
-        <w:t>, 1135-1144. https://doi.org/10.1145/2939672.2939778</w:t>
-      </w:r>
-    </w:p>
-    <w:p>
-      <w:r>
-        <w:t xml:space="preserve">Rogers, K., Saintilan, N., Mazumder, D., &amp; Kelleway, J. J. (2019). Mangrove dynamics and blue carbon sequestration. </w:t>
-      </w:r>
-      <w:r>
-        <w:rPr>
-          <w:i/>
-        </w:rPr>
-        <w:t>Biology Letters</w:t>
-      </w:r>
-      <w:r>
-        <w:t>, 15(3), 20180471. https://doi.org/10.1098/rsbl.2018.0471</w:t>
-      </w:r>
-    </w:p>
-    <w:p>
-      <w:r>
-        <w:t xml:space="preserve">Sadat-Noori, M., et al. (2025). Coastal wetland restoration effects on carbon dynamics: A review. </w:t>
-      </w:r>
-      <w:r>
-        <w:rPr>
-          <w:i/>
-        </w:rPr>
-        <w:t>Reviews of Geophysics</w:t>
-      </w:r>
-      <w:r>
-        <w:t>, 63(3), e2025RG000895. https://doi.org/10.1029/2025RG000895</w:t>
-      </w:r>
-    </w:p>
-    <w:p>
-      <w:r>
-        <w:t xml:space="preserve">Shapiro, S. S., &amp; Wilk, M. B. (1965). An analysis of variance test for normality (complete samples). </w:t>
-      </w:r>
-      <w:r>
-        <w:rPr>
-          <w:i/>
-        </w:rPr>
-        <w:t>Biometrika</w:t>
-      </w:r>
-      <w:r>
-        <w:t>, 52(3-4), 591-611. https://doi.org/10.1093/biomet/52.3-4.591</w:t>
-      </w:r>
-    </w:p>
-    <w:p>
-      <w:r>
-        <w:t xml:space="preserve">Sifleet, S., Pendleton, L., &amp; Murray, B. C. (2011). </w:t>
-      </w:r>
-      <w:r>
-        <w:rPr>
-          <w:i/>
-        </w:rPr>
-        <w:t>State of the science on coastal blue carbon: A summary for policy makers</w:t>
-      </w:r>
-      <w:r>
-        <w:t>. Nicholas Institute for Environmental Policy Solutions.</w:t>
-      </w:r>
-    </w:p>
-    <w:p>
-      <w:r>
-        <w:t xml:space="preserve">Spalding, M., Kainuma, M., &amp; Collins, L. (2010). </w:t>
-      </w:r>
-      <w:r>
-        <w:rPr>
-          <w:i/>
-        </w:rPr>
-        <w:t>World atlas of mangroves</w:t>
-      </w:r>
-      <w:r>
-        <w:t>. Earthscan. https://doi.org/10.4324/9781849776608</w:t>
-      </w:r>
-    </w:p>
-    <w:p>
-      <w:r>
-        <w:t xml:space="preserve">Strand, G.-H., &amp; Sundby, S. (2022). </w:t>
-      </w:r>
-      <w:r>
-        <w:rPr>
-          <w:i/>
-        </w:rPr>
-        <w:t>Statistical analysis of environmental data</w:t>
-      </w:r>
-      <w:r>
-        <w:t>. Springer.</w:t>
-      </w:r>
-    </w:p>
-    <w:p>
-      <w:r>
-        <w:t xml:space="preserve">Strobl, C., Boulesteix, A.-L., Zeileis, A., &amp; Hothorn, T. (2007). Bias in random forest variable importance measures: Illustrations, sources and a solution. </w:t>
-      </w:r>
-      <w:r>
-        <w:rPr>
-          <w:i/>
-        </w:rPr>
-        <w:t>BMC Bioinformatics</w:t>
-      </w:r>
-      <w:r>
-        <w:t>, 8, 25. https://doi.org/10.1186/1471-2105-8-25</w:t>
-      </w:r>
-    </w:p>
-    <w:p>
-      <w:r>
-        <w:t xml:space="preserve">Student. (1908). The probable error of a mean. </w:t>
-      </w:r>
-      <w:r>
-        <w:rPr>
-          <w:i/>
-        </w:rPr>
-        <w:t>Biometrika</w:t>
-      </w:r>
-      <w:r>
-        <w:t>, 6(1), 1-25. https://doi.org/10.1093/biomet/6.1.1</w:t>
-      </w:r>
-    </w:p>
-    <w:p>
-      <w:r>
-        <w:t xml:space="preserve">Taillardat, P., Friess, D. A., &amp; Lupascu, M. (2018). Mangrove blue carbon strategies for climate change mitigation are most effective at the national scale. </w:t>
-      </w:r>
-      <w:r>
-        <w:rPr>
-          <w:i/>
-        </w:rPr>
-        <w:t>Biology Letters</w:t>
-      </w:r>
-      <w:r>
-        <w:t>, 14(10), 20180251. https://doi.org/10.1098/rsbl.2018.0251</w:t>
-      </w:r>
-    </w:p>
-    <w:p>
-      <w:r>
-        <w:t xml:space="preserve">Thomas, N., Lucas, R., Bunting, P., Hardy, A., Rosenqvist, A., &amp; Simard, M. (2017). Distribution and drivers of global mangrove forest change, 1996-2010. </w:t>
-      </w:r>
-      <w:r>
-        <w:rPr>
-          <w:i/>
-        </w:rPr>
-        <w:t>PLoS ONE</w:t>
-      </w:r>
-      <w:r>
-        <w:t>, 12(6), e0179302. https://doi.org/10.1371/journal.pone.0179302</w:t>
-      </w:r>
-    </w:p>
-    <w:p>
-      <w:r>
-        <w:t xml:space="preserve">Virtanen, P., Gommers, R., Oliphant, T. E., Haberland, M., Reddy, T., Cournapeau, D., Burovski, E., Peterson, P., Weckesser, W., Bright, J., van der Walt, S. J., Brett, M., Wilson, J., Millman, K. J., Mayorov, N., Nelson, A. R. J., Jones, E., Kern, R., Larson, E., ... Vázquez-Baeza, Y. (2020). SciPy 1.0: Fundamental algorithms for scientific computing in Python. </w:t>
-      </w:r>
-      <w:r>
-        <w:rPr>
-          <w:i/>
-        </w:rPr>
-        <w:t>Nature Methods</w:t>
-      </w:r>
-      <w:r>
-        <w:t>, 17(3), 261-272. https://doi.org/10.1038/s41592-019-0686-2</w:t>
-      </w:r>
-    </w:p>
-    <w:p>
-      <w:r>
-        <w:t xml:space="preserve">Waskom, M. L. (2021). seaborn: Statistical data visualization. </w:t>
-      </w:r>
-      <w:r>
-        <w:rPr>
-          <w:i/>
-        </w:rPr>
-        <w:t>Journal of Open Source Software</w:t>
-      </w:r>
-      <w:r>
-        <w:t>, 6(60), 3021. https://doi.org/10.21105/joss.03021</w:t>
-      </w:r>
-    </w:p>
-    <w:p>
-      <w:r>
-        <w:t xml:space="preserve">Wilcoxon, F. (1945). Individual comparisons by ranking methods. </w:t>
-      </w:r>
-      <w:r>
-        <w:rPr>
-          <w:i/>
-        </w:rPr>
-        <w:t>Biometrics Bulletin</w:t>
-      </w:r>
-      <w:r>
-        <w:t>, 1(6), 80-83. https://doi.org/10.2307/3001968</w:t>
-      </w:r>
-    </w:p>
-    <w:p>
-      <w:r>
-        <w:t xml:space="preserve">Wirth, R., &amp; Hipp, J. (2000). CRISP-DM: Towards a standard process model for data mining. </w:t>
-      </w:r>
-      <w:r>
-        <w:rPr>
-          <w:i/>
-        </w:rPr>
-        <w:t>Proceedings of the 4th International Conference on the Practical Applications of Knowledge Discovery and Data Mining</w:t>
-      </w:r>
-      <w:r>
-        <w:t>, 29-39.</w:t>
-      </w:r>
-    </w:p>
-    <w:p>
-      <w:r>
-        <w:t xml:space="preserve">Woodroffe, C. D., Rogers, K., McKee, K. L., Lovelock, C. E., Mendelssohn, I. A., &amp; Saintilan, N. (2016). Mangrove sedimentation and response to relative sea-level rise. </w:t>
-      </w:r>
-      <w:r>
-        <w:rPr>
-          <w:i/>
-        </w:rPr>
-        <w:t>Annual Review of Marine Science</w:t>
-      </w:r>
-      <w:r>
-        <w:t>, 8, 243-266. https://doi.org/10.1146/annurev-marine-122414-034025</w:t>
-      </w:r>
-    </w:p>
-    <w:p>
-      <w:r>
-        <w:t xml:space="preserve">Worthington, T. A., zu Ermgassen, P. S. E., Friess, D. A., Krauss, K. W., Lovelock, C. E., Thorley, J., Tingey, R., Woodroffe, C. D., Bunting, P., Cormier, N., Lagomasino, D., Lucas, R., Murray, N. J., Sutherland, W. J., &amp; Spalding, M. (2020). A global biophysical typology of mangroves and its relevance for ecosystem structure and deforestation. </w:t>
-      </w:r>
-      <w:r>
-        <w:rPr>
-          <w:i/>
-        </w:rPr>
-        <w:t>Scientific Reports</w:t>
-      </w:r>
-      <w:r>
-        <w:t>, 10, 14652. https://doi.org/10.1038/s41598-020-71194-5</w:t>
-      </w:r>
-    </w:p>
-    <w:p>
-      <w:r>
-        <w:t xml:space="preserve">Yang, C., Yang, L., Wang, J., Li, X., Zhang, L., &amp; Cui, W. (2026). Spatio-temporal patterns and environmental controls of soil organic carbon stocks in global tidal wetlands since 2009. </w:t>
-      </w:r>
-      <w:r>
-        <w:rPr>
-          <w:i/>
-        </w:rPr>
-        <w:t>Nature Communications</w:t>
-      </w:r>
-      <w:r>
-        <w:t>. https://doi.org/10.1038/s41467-026-76092-4</w:t>
-      </w:r>
-    </w:p>
-    <w:p>
-      <w:r>
-        <w:t xml:space="preserve">Zamboni, N. S., et al. (2025). Impacts of land use change on mangrove blue carbon along the western South Atlantic coast. </w:t>
-      </w:r>
-      <w:r>
-        <w:rPr>
-          <w:i/>
-        </w:rPr>
-        <w:t>Estuarine, Coastal and Shelf Science</w:t>
-      </w:r>
-      <w:r>
-        <w:t>, 315, 109063. https://doi.org/10.1016/j.ecss.2025.109063</w:t>
+        <w:t>, 114(8). https://doi.org/10.1007/s10994-025-06808-y</w:t>
       </w:r>
     </w:p>
     <w:sectPr>
